--- a/ai_12/ostap_pylypets/epic_3/epic_3_report_ostap_pylypets.docx
+++ b/ai_12/ostap_pylypets/epic_3/epic_3_report_ostap_pylypets.docx
@@ -104,12 +104,12 @@
             <wp:extent cx="2710845" cy="2571750"/>
             <wp:effectExtent b="0" l="0" r="0" t="0"/>
             <wp:wrapNone/>
-            <wp:docPr descr="A blue and white logo&#10;&#10;Description automatically generated" id="16" name="image18.jpg"/>
+            <wp:docPr descr="A blue and white logo&#10;&#10;Description automatically generated" id="15" name="image7.jpg"/>
             <a:graphic>
               <a:graphicData uri="http://schemas.openxmlformats.org/drawingml/2006/picture">
                 <pic:pic>
                   <pic:nvPicPr>
-                    <pic:cNvPr descr="A blue and white logo&#10;&#10;Description automatically generated" id="0" name="image18.jpg"/>
+                    <pic:cNvPr descr="A blue and white logo&#10;&#10;Description automatically generated" id="0" name="image7.jpg"/>
                     <pic:cNvPicPr preferRelativeResize="0"/>
                   </pic:nvPicPr>
                   <pic:blipFill>
@@ -4047,12 +4047,12 @@
           <wp:inline distB="114300" distT="114300" distL="114300" distR="114300">
             <wp:extent cx="5731200" cy="495300"/>
             <wp:effectExtent b="0" l="0" r="0" t="0"/>
-            <wp:docPr id="1" name="image13.png"/>
+            <wp:docPr id="1" name="image12.png"/>
             <a:graphic>
               <a:graphicData uri="http://schemas.openxmlformats.org/drawingml/2006/picture">
                 <pic:pic>
                   <pic:nvPicPr>
-                    <pic:cNvPr id="0" name="image13.png"/>
+                    <pic:cNvPr id="0" name="image12.png"/>
                     <pic:cNvPicPr preferRelativeResize="0"/>
                   </pic:nvPicPr>
                   <pic:blipFill>
@@ -5296,7 +5296,7 @@
           <wp:inline distB="114300" distT="114300" distL="114300" distR="114300">
             <wp:extent cx="4972050" cy="6619875"/>
             <wp:effectExtent b="0" l="0" r="0" t="0"/>
-            <wp:docPr id="12" name="image2.png"/>
+            <wp:docPr id="11" name="image2.png"/>
             <a:graphic>
               <a:graphicData uri="http://schemas.openxmlformats.org/drawingml/2006/picture">
                 <pic:pic>
@@ -5459,12 +5459,12 @@
           <wp:inline distB="114300" distT="114300" distL="114300" distR="114300">
             <wp:extent cx="5731200" cy="5956300"/>
             <wp:effectExtent b="0" l="0" r="0" t="0"/>
-            <wp:docPr id="4" name="image16.png"/>
+            <wp:docPr id="4" name="image3.png"/>
             <a:graphic>
               <a:graphicData uri="http://schemas.openxmlformats.org/drawingml/2006/picture">
                 <pic:pic>
                   <pic:nvPicPr>
-                    <pic:cNvPr id="0" name="image16.png"/>
+                    <pic:cNvPr id="0" name="image3.png"/>
                     <pic:cNvPicPr preferRelativeResize="0"/>
                   </pic:nvPicPr>
                   <pic:blipFill>
@@ -5546,12 +5546,12 @@
           <wp:inline distB="114300" distT="114300" distL="114300" distR="114300">
             <wp:extent cx="5057775" cy="7048500"/>
             <wp:effectExtent b="0" l="0" r="0" t="0"/>
-            <wp:docPr id="13" name="image19.png"/>
+            <wp:docPr id="12" name="image8.png"/>
             <a:graphic>
               <a:graphicData uri="http://schemas.openxmlformats.org/drawingml/2006/picture">
                 <pic:pic>
                   <pic:nvPicPr>
-                    <pic:cNvPr id="0" name="image19.png"/>
+                    <pic:cNvPr id="0" name="image8.png"/>
                     <pic:cNvPicPr preferRelativeResize="0"/>
                   </pic:nvPicPr>
                   <pic:blipFill>
@@ -5633,12 +5633,12 @@
           <wp:inline distB="114300" distT="114300" distL="114300" distR="114300">
             <wp:extent cx="4924425" cy="6972300"/>
             <wp:effectExtent b="0" l="0" r="0" t="0"/>
-            <wp:docPr id="9" name="image4.png"/>
+            <wp:docPr id="8" name="image19.png"/>
             <a:graphic>
               <a:graphicData uri="http://schemas.openxmlformats.org/drawingml/2006/picture">
                 <pic:pic>
                   <pic:nvPicPr>
-                    <pic:cNvPr id="0" name="image4.png"/>
+                    <pic:cNvPr id="0" name="image19.png"/>
                     <pic:cNvPicPr preferRelativeResize="0"/>
                   </pic:nvPicPr>
                   <pic:blipFill>
@@ -5720,12 +5720,12 @@
           <wp:inline distB="114300" distT="114300" distL="114300" distR="114300">
             <wp:extent cx="4962525" cy="6972300"/>
             <wp:effectExtent b="0" l="0" r="0" t="0"/>
-            <wp:docPr id="15" name="image10.png"/>
+            <wp:docPr id="14" name="image16.png"/>
             <a:graphic>
               <a:graphicData uri="http://schemas.openxmlformats.org/drawingml/2006/picture">
                 <pic:pic>
                   <pic:nvPicPr>
-                    <pic:cNvPr id="0" name="image10.png"/>
+                    <pic:cNvPr id="0" name="image16.png"/>
                     <pic:cNvPicPr preferRelativeResize="0"/>
                   </pic:nvPicPr>
                   <pic:blipFill>
@@ -5807,12 +5807,12 @@
           <wp:inline distB="114300" distT="114300" distL="114300" distR="114300">
             <wp:extent cx="4943475" cy="6505575"/>
             <wp:effectExtent b="0" l="0" r="0" t="0"/>
-            <wp:docPr id="10" name="image3.png"/>
+            <wp:docPr id="9" name="image10.png"/>
             <a:graphic>
               <a:graphicData uri="http://schemas.openxmlformats.org/drawingml/2006/picture">
                 <pic:pic>
                   <pic:nvPicPr>
-                    <pic:cNvPr id="0" name="image3.png"/>
+                    <pic:cNvPr id="0" name="image10.png"/>
                     <pic:cNvPicPr preferRelativeResize="0"/>
                   </pic:nvPicPr>
                   <pic:blipFill>
@@ -5894,12 +5894,12 @@
           <wp:inline distB="114300" distT="114300" distL="114300" distR="114300">
             <wp:extent cx="4933950" cy="6991350"/>
             <wp:effectExtent b="0" l="0" r="0" t="0"/>
-            <wp:docPr id="11" name="image5.png"/>
+            <wp:docPr id="10" name="image17.png"/>
             <a:graphic>
               <a:graphicData uri="http://schemas.openxmlformats.org/drawingml/2006/picture">
                 <pic:pic>
                   <pic:nvPicPr>
-                    <pic:cNvPr id="0" name="image5.png"/>
+                    <pic:cNvPr id="0" name="image17.png"/>
                     <pic:cNvPicPr preferRelativeResize="0"/>
                   </pic:nvPicPr>
                   <pic:blipFill>
@@ -5981,12 +5981,12 @@
           <wp:inline distB="114300" distT="114300" distL="114300" distR="114300">
             <wp:extent cx="5191125" cy="6972300"/>
             <wp:effectExtent b="0" l="0" r="0" t="0"/>
-            <wp:docPr id="6" name="image8.png"/>
+            <wp:docPr id="6" name="image11.png"/>
             <a:graphic>
               <a:graphicData uri="http://schemas.openxmlformats.org/drawingml/2006/picture">
                 <pic:pic>
                   <pic:nvPicPr>
-                    <pic:cNvPr id="0" name="image8.png"/>
+                    <pic:cNvPr id="0" name="image11.png"/>
                     <pic:cNvPicPr preferRelativeResize="0"/>
                   </pic:nvPicPr>
                   <pic:blipFill>
@@ -8738,140 +8738,15 @@
         <w:jc w:val="both"/>
         <w:rPr>
           <w:rFonts w:ascii="Consolas" w:cs="Consolas" w:eastAsia="Consolas" w:hAnsi="Consolas"/>
-          <w:color w:val="c9d1d9"/>
-          <w:sz w:val="21"/>
-          <w:szCs w:val="21"/>
-        </w:rPr>
-      </w:pPr>
-      <w:r>
-        <w:rPr>
-          <w:rFonts w:ascii="Consolas" w:cs="Consolas" w:eastAsia="Consolas" w:hAnsi="Consolas"/>
-          <w:color w:val="c9d1d9"/>
-          <w:sz w:val="21"/>
-          <w:szCs w:val="21"/>
-          <w:rtl w:val="0"/>
-        </w:rPr>
-        <w:t xml:space="preserve">        </w:t>
-      </w:r>
-      <w:r>
-        <w:rPr>
-          <w:rFonts w:ascii="Consolas" w:cs="Consolas" w:eastAsia="Consolas" w:hAnsi="Consolas"/>
-          <w:color w:val="c586c0"/>
-          <w:sz w:val="21"/>
-          <w:szCs w:val="21"/>
-          <w:rtl w:val="0"/>
-        </w:rPr>
-        <w:t xml:space="preserve">for</w:t>
-      </w:r>
-      <w:r>
-        <w:rPr>
-          <w:rFonts w:ascii="Consolas" w:cs="Consolas" w:eastAsia="Consolas" w:hAnsi="Consolas"/>
-          <w:color w:val="c9d1d9"/>
-          <w:sz w:val="21"/>
-          <w:szCs w:val="21"/>
-          <w:rtl w:val="0"/>
-        </w:rPr>
-        <w:t xml:space="preserve">(</w:t>
-      </w:r>
-      <w:r>
-        <w:rPr>
-          <w:rFonts w:ascii="Consolas" w:cs="Consolas" w:eastAsia="Consolas" w:hAnsi="Consolas"/>
-          <w:color w:val="ff7b72"/>
-          <w:sz w:val="21"/>
-          <w:szCs w:val="21"/>
-          <w:rtl w:val="0"/>
-        </w:rPr>
-        <w:t xml:space="preserve">int</w:t>
-      </w:r>
-      <w:r>
-        <w:rPr>
-          <w:rFonts w:ascii="Consolas" w:cs="Consolas" w:eastAsia="Consolas" w:hAnsi="Consolas"/>
-          <w:color w:val="c9d1d9"/>
-          <w:sz w:val="21"/>
-          <w:szCs w:val="21"/>
-          <w:rtl w:val="0"/>
-        </w:rPr>
-        <w:t xml:space="preserve"> q </w:t>
-      </w:r>
-      <w:r>
-        <w:rPr>
-          <w:rFonts w:ascii="Consolas" w:cs="Consolas" w:eastAsia="Consolas" w:hAnsi="Consolas"/>
-          <w:color w:val="d4d4d4"/>
-          <w:sz w:val="21"/>
-          <w:szCs w:val="21"/>
-          <w:rtl w:val="0"/>
-        </w:rPr>
-        <w:t xml:space="preserve">=</w:t>
-      </w:r>
-      <w:r>
-        <w:rPr>
-          <w:rFonts w:ascii="Consolas" w:cs="Consolas" w:eastAsia="Consolas" w:hAnsi="Consolas"/>
-          <w:color w:val="c9d1d9"/>
-          <w:sz w:val="21"/>
-          <w:szCs w:val="21"/>
-          <w:rtl w:val="0"/>
-        </w:rPr>
-        <w:t xml:space="preserve"> </w:t>
-      </w:r>
-      <w:r>
-        <w:rPr>
-          <w:rFonts w:ascii="Consolas" w:cs="Consolas" w:eastAsia="Consolas" w:hAnsi="Consolas"/>
-          <w:color w:val="b5cea8"/>
-          <w:sz w:val="21"/>
-          <w:szCs w:val="21"/>
-          <w:rtl w:val="0"/>
-        </w:rPr>
-        <w:t xml:space="preserve">1</w:t>
-      </w:r>
-      <w:r>
-        <w:rPr>
-          <w:rFonts w:ascii="Consolas" w:cs="Consolas" w:eastAsia="Consolas" w:hAnsi="Consolas"/>
-          <w:color w:val="c9d1d9"/>
-          <w:sz w:val="21"/>
-          <w:szCs w:val="21"/>
-          <w:rtl w:val="0"/>
-        </w:rPr>
-        <w:t xml:space="preserve">; q</w:t>
-      </w:r>
-      <w:r>
-        <w:rPr>
-          <w:rFonts w:ascii="Consolas" w:cs="Consolas" w:eastAsia="Consolas" w:hAnsi="Consolas"/>
-          <w:color w:val="d4d4d4"/>
-          <w:sz w:val="21"/>
-          <w:szCs w:val="21"/>
-          <w:rtl w:val="0"/>
-        </w:rPr>
-        <w:t xml:space="preserve">&lt;=</w:t>
-      </w:r>
-      <w:r>
-        <w:rPr>
-          <w:rFonts w:ascii="Consolas" w:cs="Consolas" w:eastAsia="Consolas" w:hAnsi="Consolas"/>
-          <w:color w:val="c9d1d9"/>
-          <w:sz w:val="21"/>
-          <w:szCs w:val="21"/>
-          <w:rtl w:val="0"/>
-        </w:rPr>
-        <w:t xml:space="preserve">n; q</w:t>
-      </w:r>
-      <w:r>
-        <w:rPr>
-          <w:rFonts w:ascii="Consolas" w:cs="Consolas" w:eastAsia="Consolas" w:hAnsi="Consolas"/>
-          <w:color w:val="d4d4d4"/>
-          <w:sz w:val="21"/>
-          <w:szCs w:val="21"/>
-          <w:rtl w:val="0"/>
-        </w:rPr>
-        <w:t xml:space="preserve">++</w:t>
-      </w:r>
-      <w:r>
-        <w:rPr>
-          <w:rFonts w:ascii="Consolas" w:cs="Consolas" w:eastAsia="Consolas" w:hAnsi="Consolas"/>
-          <w:color w:val="c9d1d9"/>
-          <w:sz w:val="21"/>
-          <w:szCs w:val="21"/>
-          <w:rtl w:val="0"/>
-        </w:rPr>
-        <w:t xml:space="preserve">){</w:t>
+          <w:color w:val="bbbebf"/>
+          <w:sz w:val="21"/>
+          <w:szCs w:val="21"/>
+        </w:rPr>
+      </w:pPr>
+      <w:r>
+        <w:rPr>
+          <w:rtl w:val="0"/>
+        </w:rPr>
       </w:r>
     </w:p>
     <w:p>
@@ -8895,7 +8770,47 @@
           <w:szCs w:val="21"/>
           <w:rtl w:val="0"/>
         </w:rPr>
-        <w:t xml:space="preserve">            temp </w:t>
+        <w:t xml:space="preserve">        </w:t>
+      </w:r>
+      <w:r>
+        <w:rPr>
+          <w:rFonts w:ascii="Consolas" w:cs="Consolas" w:eastAsia="Consolas" w:hAnsi="Consolas"/>
+          <w:color w:val="c586c0"/>
+          <w:sz w:val="21"/>
+          <w:szCs w:val="21"/>
+          <w:rtl w:val="0"/>
+        </w:rPr>
+        <w:t xml:space="preserve">for</w:t>
+      </w:r>
+      <w:r>
+        <w:rPr>
+          <w:rFonts w:ascii="Consolas" w:cs="Consolas" w:eastAsia="Consolas" w:hAnsi="Consolas"/>
+          <w:color w:val="c9d1d9"/>
+          <w:sz w:val="21"/>
+          <w:szCs w:val="21"/>
+          <w:rtl w:val="0"/>
+        </w:rPr>
+        <w:t xml:space="preserve">(</w:t>
+      </w:r>
+      <w:r>
+        <w:rPr>
+          <w:rFonts w:ascii="Consolas" w:cs="Consolas" w:eastAsia="Consolas" w:hAnsi="Consolas"/>
+          <w:color w:val="ff7b72"/>
+          <w:sz w:val="21"/>
+          <w:szCs w:val="21"/>
+          <w:rtl w:val="0"/>
+        </w:rPr>
+        <w:t xml:space="preserve">int</w:t>
+      </w:r>
+      <w:r>
+        <w:rPr>
+          <w:rFonts w:ascii="Consolas" w:cs="Consolas" w:eastAsia="Consolas" w:hAnsi="Consolas"/>
+          <w:color w:val="c9d1d9"/>
+          <w:sz w:val="21"/>
+          <w:szCs w:val="21"/>
+          <w:rtl w:val="0"/>
+        </w:rPr>
+        <w:t xml:space="preserve"> q </w:t>
       </w:r>
       <w:r>
         <w:rPr>
@@ -8905,17 +8820,17 @@
           <w:szCs w:val="21"/>
           <w:rtl w:val="0"/>
         </w:rPr>
-        <w:t xml:space="preserve">*=</w:t>
-      </w:r>
-      <w:r>
-        <w:rPr>
-          <w:rFonts w:ascii="Consolas" w:cs="Consolas" w:eastAsia="Consolas" w:hAnsi="Consolas"/>
-          <w:color w:val="c9d1d9"/>
-          <w:sz w:val="21"/>
-          <w:szCs w:val="21"/>
-          <w:rtl w:val="0"/>
-        </w:rPr>
-        <w:t xml:space="preserve"> ((</w:t>
+        <w:t xml:space="preserve">=</w:t>
+      </w:r>
+      <w:r>
+        <w:rPr>
+          <w:rFonts w:ascii="Consolas" w:cs="Consolas" w:eastAsia="Consolas" w:hAnsi="Consolas"/>
+          <w:color w:val="c9d1d9"/>
+          <w:sz w:val="21"/>
+          <w:szCs w:val="21"/>
+          <w:rtl w:val="0"/>
+        </w:rPr>
+        <w:t xml:space="preserve"> </w:t>
       </w:r>
       <w:r>
         <w:rPr>
@@ -8925,7 +8840,17 @@
           <w:szCs w:val="21"/>
           <w:rtl w:val="0"/>
         </w:rPr>
-        <w:t xml:space="preserve">2</w:t>
+        <w:t xml:space="preserve">1</w:t>
+      </w:r>
+      <w:r>
+        <w:rPr>
+          <w:rFonts w:ascii="Consolas" w:cs="Consolas" w:eastAsia="Consolas" w:hAnsi="Consolas"/>
+          <w:color w:val="c9d1d9"/>
+          <w:sz w:val="21"/>
+          <w:szCs w:val="21"/>
+          <w:rtl w:val="0"/>
+        </w:rPr>
+        <w:t xml:space="preserve">; q</w:t>
       </w:r>
       <w:r>
         <w:rPr>
@@ -8935,17 +8860,17 @@
           <w:szCs w:val="21"/>
           <w:rtl w:val="0"/>
         </w:rPr>
-        <w:t xml:space="preserve">*</w:t>
-      </w:r>
-      <w:r>
-        <w:rPr>
-          <w:rFonts w:ascii="Consolas" w:cs="Consolas" w:eastAsia="Consolas" w:hAnsi="Consolas"/>
-          <w:color w:val="c9d1d9"/>
-          <w:sz w:val="21"/>
-          <w:szCs w:val="21"/>
-          <w:rtl w:val="0"/>
-        </w:rPr>
-        <w:t xml:space="preserve">q</w:t>
+        <w:t xml:space="preserve">&lt;=</w:t>
+      </w:r>
+      <w:r>
+        <w:rPr>
+          <w:rFonts w:ascii="Consolas" w:cs="Consolas" w:eastAsia="Consolas" w:hAnsi="Consolas"/>
+          <w:color w:val="c9d1d9"/>
+          <w:sz w:val="21"/>
+          <w:szCs w:val="21"/>
+          <w:rtl w:val="0"/>
+        </w:rPr>
+        <w:t xml:space="preserve">n; q</w:t>
       </w:r>
       <w:r>
         <w:rPr>
@@ -8955,167 +8880,17 @@
           <w:szCs w:val="21"/>
           <w:rtl w:val="0"/>
         </w:rPr>
-        <w:t xml:space="preserve">+</w:t>
-      </w:r>
-      <w:r>
-        <w:rPr>
-          <w:rFonts w:ascii="Consolas" w:cs="Consolas" w:eastAsia="Consolas" w:hAnsi="Consolas"/>
-          <w:color w:val="b5cea8"/>
-          <w:sz w:val="21"/>
-          <w:szCs w:val="21"/>
-          <w:rtl w:val="0"/>
-        </w:rPr>
-        <w:t xml:space="preserve">1</w:t>
-      </w:r>
-      <w:r>
-        <w:rPr>
-          <w:rFonts w:ascii="Consolas" w:cs="Consolas" w:eastAsia="Consolas" w:hAnsi="Consolas"/>
-          <w:color w:val="c9d1d9"/>
-          <w:sz w:val="21"/>
-          <w:szCs w:val="21"/>
-          <w:rtl w:val="0"/>
-        </w:rPr>
-        <w:t xml:space="preserve">)</w:t>
-      </w:r>
-      <w:r>
-        <w:rPr>
-          <w:rFonts w:ascii="Consolas" w:cs="Consolas" w:eastAsia="Consolas" w:hAnsi="Consolas"/>
-          <w:color w:val="d4d4d4"/>
-          <w:sz w:val="21"/>
-          <w:szCs w:val="21"/>
-          <w:rtl w:val="0"/>
-        </w:rPr>
-        <w:t xml:space="preserve">*</w:t>
-      </w:r>
-      <w:r>
-        <w:rPr>
-          <w:rFonts w:ascii="Consolas" w:cs="Consolas" w:eastAsia="Consolas" w:hAnsi="Consolas"/>
-          <w:color w:val="c9d1d9"/>
-          <w:sz w:val="21"/>
-          <w:szCs w:val="21"/>
-          <w:rtl w:val="0"/>
-        </w:rPr>
-        <w:t xml:space="preserve">xsquare)</w:t>
-      </w:r>
-      <w:r>
-        <w:rPr>
-          <w:rFonts w:ascii="Consolas" w:cs="Consolas" w:eastAsia="Consolas" w:hAnsi="Consolas"/>
-          <w:color w:val="d4d4d4"/>
-          <w:sz w:val="21"/>
-          <w:szCs w:val="21"/>
-          <w:rtl w:val="0"/>
-        </w:rPr>
-        <w:t xml:space="preserve">/</w:t>
-      </w:r>
-      <w:r>
-        <w:rPr>
-          <w:rFonts w:ascii="Consolas" w:cs="Consolas" w:eastAsia="Consolas" w:hAnsi="Consolas"/>
-          <w:color w:val="c9d1d9"/>
-          <w:sz w:val="21"/>
-          <w:szCs w:val="21"/>
-          <w:rtl w:val="0"/>
-        </w:rPr>
-        <w:t xml:space="preserve">(q </w:t>
-      </w:r>
-      <w:r>
-        <w:rPr>
-          <w:rFonts w:ascii="Consolas" w:cs="Consolas" w:eastAsia="Consolas" w:hAnsi="Consolas"/>
-          <w:color w:val="d4d4d4"/>
-          <w:sz w:val="21"/>
-          <w:szCs w:val="21"/>
-          <w:rtl w:val="0"/>
-        </w:rPr>
-        <w:t xml:space="preserve">*</w:t>
-      </w:r>
-      <w:r>
-        <w:rPr>
-          <w:rFonts w:ascii="Consolas" w:cs="Consolas" w:eastAsia="Consolas" w:hAnsi="Consolas"/>
-          <w:color w:val="c9d1d9"/>
-          <w:sz w:val="21"/>
-          <w:szCs w:val="21"/>
-          <w:rtl w:val="0"/>
-        </w:rPr>
-        <w:t xml:space="preserve"> (</w:t>
-      </w:r>
-      <w:r>
-        <w:rPr>
-          <w:rFonts w:ascii="Consolas" w:cs="Consolas" w:eastAsia="Consolas" w:hAnsi="Consolas"/>
-          <w:color w:val="b5cea8"/>
-          <w:sz w:val="21"/>
-          <w:szCs w:val="21"/>
-          <w:rtl w:val="0"/>
-        </w:rPr>
-        <w:t xml:space="preserve">2.0</w:t>
-      </w:r>
-      <w:r>
-        <w:rPr>
-          <w:rFonts w:ascii="Consolas" w:cs="Consolas" w:eastAsia="Consolas" w:hAnsi="Consolas"/>
-          <w:color w:val="c9d1d9"/>
-          <w:sz w:val="21"/>
-          <w:szCs w:val="21"/>
-          <w:rtl w:val="0"/>
-        </w:rPr>
-        <w:t xml:space="preserve"> </w:t>
-      </w:r>
-      <w:r>
-        <w:rPr>
-          <w:rFonts w:ascii="Consolas" w:cs="Consolas" w:eastAsia="Consolas" w:hAnsi="Consolas"/>
-          <w:color w:val="d4d4d4"/>
-          <w:sz w:val="21"/>
-          <w:szCs w:val="21"/>
-          <w:rtl w:val="0"/>
-        </w:rPr>
-        <w:t xml:space="preserve">*</w:t>
-      </w:r>
-      <w:r>
-        <w:rPr>
-          <w:rFonts w:ascii="Consolas" w:cs="Consolas" w:eastAsia="Consolas" w:hAnsi="Consolas"/>
-          <w:color w:val="c9d1d9"/>
-          <w:sz w:val="21"/>
-          <w:szCs w:val="21"/>
-          <w:rtl w:val="0"/>
-        </w:rPr>
-        <w:t xml:space="preserve"> q </w:t>
-      </w:r>
-      <w:r>
-        <w:rPr>
-          <w:rFonts w:ascii="Consolas" w:cs="Consolas" w:eastAsia="Consolas" w:hAnsi="Consolas"/>
-          <w:color w:val="d4d4d4"/>
-          <w:sz w:val="21"/>
-          <w:szCs w:val="21"/>
-          <w:rtl w:val="0"/>
-        </w:rPr>
-        <w:t xml:space="preserve">-</w:t>
-      </w:r>
-      <w:r>
-        <w:rPr>
-          <w:rFonts w:ascii="Consolas" w:cs="Consolas" w:eastAsia="Consolas" w:hAnsi="Consolas"/>
-          <w:color w:val="c9d1d9"/>
-          <w:sz w:val="21"/>
-          <w:szCs w:val="21"/>
-          <w:rtl w:val="0"/>
-        </w:rPr>
-        <w:t xml:space="preserve"> </w:t>
-      </w:r>
-      <w:r>
-        <w:rPr>
-          <w:rFonts w:ascii="Consolas" w:cs="Consolas" w:eastAsia="Consolas" w:hAnsi="Consolas"/>
-          <w:color w:val="b5cea8"/>
-          <w:sz w:val="21"/>
-          <w:szCs w:val="21"/>
-          <w:rtl w:val="0"/>
-        </w:rPr>
-        <w:t xml:space="preserve">1</w:t>
-      </w:r>
-      <w:r>
-        <w:rPr>
-          <w:rFonts w:ascii="Consolas" w:cs="Consolas" w:eastAsia="Consolas" w:hAnsi="Consolas"/>
-          <w:color w:val="c9d1d9"/>
-          <w:sz w:val="21"/>
-          <w:szCs w:val="21"/>
-          <w:rtl w:val="0"/>
-        </w:rPr>
-        <w:t xml:space="preserve">));</w:t>
+        <w:t xml:space="preserve">++</w:t>
+      </w:r>
+      <w:r>
+        <w:rPr>
+          <w:rFonts w:ascii="Consolas" w:cs="Consolas" w:eastAsia="Consolas" w:hAnsi="Consolas"/>
+          <w:color w:val="c9d1d9"/>
+          <w:sz w:val="21"/>
+          <w:szCs w:val="21"/>
+          <w:rtl w:val="0"/>
+        </w:rPr>
+        <w:t xml:space="preserve">){</w:t>
       </w:r>
     </w:p>
     <w:p>
@@ -9139,7 +8914,7 @@
           <w:szCs w:val="21"/>
           <w:rtl w:val="0"/>
         </w:rPr>
-        <w:t xml:space="preserve">            sn </w:t>
+        <w:t xml:space="preserve">            temp </w:t>
       </w:r>
       <w:r>
         <w:rPr>
@@ -9149,17 +8924,217 @@
           <w:szCs w:val="21"/>
           <w:rtl w:val="0"/>
         </w:rPr>
-        <w:t xml:space="preserve">+=</w:t>
-      </w:r>
-      <w:r>
-        <w:rPr>
-          <w:rFonts w:ascii="Consolas" w:cs="Consolas" w:eastAsia="Consolas" w:hAnsi="Consolas"/>
-          <w:color w:val="c9d1d9"/>
-          <w:sz w:val="21"/>
-          <w:szCs w:val="21"/>
-          <w:rtl w:val="0"/>
-        </w:rPr>
-        <w:t xml:space="preserve"> temp;</w:t>
+        <w:t xml:space="preserve">*=</w:t>
+      </w:r>
+      <w:r>
+        <w:rPr>
+          <w:rFonts w:ascii="Consolas" w:cs="Consolas" w:eastAsia="Consolas" w:hAnsi="Consolas"/>
+          <w:color w:val="c9d1d9"/>
+          <w:sz w:val="21"/>
+          <w:szCs w:val="21"/>
+          <w:rtl w:val="0"/>
+        </w:rPr>
+        <w:t xml:space="preserve"> ((</w:t>
+      </w:r>
+      <w:r>
+        <w:rPr>
+          <w:rFonts w:ascii="Consolas" w:cs="Consolas" w:eastAsia="Consolas" w:hAnsi="Consolas"/>
+          <w:color w:val="b5cea8"/>
+          <w:sz w:val="21"/>
+          <w:szCs w:val="21"/>
+          <w:rtl w:val="0"/>
+        </w:rPr>
+        <w:t xml:space="preserve">2</w:t>
+      </w:r>
+      <w:r>
+        <w:rPr>
+          <w:rFonts w:ascii="Consolas" w:cs="Consolas" w:eastAsia="Consolas" w:hAnsi="Consolas"/>
+          <w:color w:val="d4d4d4"/>
+          <w:sz w:val="21"/>
+          <w:szCs w:val="21"/>
+          <w:rtl w:val="0"/>
+        </w:rPr>
+        <w:t xml:space="preserve">*</w:t>
+      </w:r>
+      <w:r>
+        <w:rPr>
+          <w:rFonts w:ascii="Consolas" w:cs="Consolas" w:eastAsia="Consolas" w:hAnsi="Consolas"/>
+          <w:color w:val="c9d1d9"/>
+          <w:sz w:val="21"/>
+          <w:szCs w:val="21"/>
+          <w:rtl w:val="0"/>
+        </w:rPr>
+        <w:t xml:space="preserve">q</w:t>
+      </w:r>
+      <w:r>
+        <w:rPr>
+          <w:rFonts w:ascii="Consolas" w:cs="Consolas" w:eastAsia="Consolas" w:hAnsi="Consolas"/>
+          <w:color w:val="d4d4d4"/>
+          <w:sz w:val="21"/>
+          <w:szCs w:val="21"/>
+          <w:rtl w:val="0"/>
+        </w:rPr>
+        <w:t xml:space="preserve">+</w:t>
+      </w:r>
+      <w:r>
+        <w:rPr>
+          <w:rFonts w:ascii="Consolas" w:cs="Consolas" w:eastAsia="Consolas" w:hAnsi="Consolas"/>
+          <w:color w:val="b5cea8"/>
+          <w:sz w:val="21"/>
+          <w:szCs w:val="21"/>
+          <w:rtl w:val="0"/>
+        </w:rPr>
+        <w:t xml:space="preserve">1</w:t>
+      </w:r>
+      <w:r>
+        <w:rPr>
+          <w:rFonts w:ascii="Consolas" w:cs="Consolas" w:eastAsia="Consolas" w:hAnsi="Consolas"/>
+          <w:color w:val="c9d1d9"/>
+          <w:sz w:val="21"/>
+          <w:szCs w:val="21"/>
+          <w:rtl w:val="0"/>
+        </w:rPr>
+        <w:t xml:space="preserve">)</w:t>
+      </w:r>
+      <w:r>
+        <w:rPr>
+          <w:rFonts w:ascii="Consolas" w:cs="Consolas" w:eastAsia="Consolas" w:hAnsi="Consolas"/>
+          <w:color w:val="d4d4d4"/>
+          <w:sz w:val="21"/>
+          <w:szCs w:val="21"/>
+          <w:rtl w:val="0"/>
+        </w:rPr>
+        <w:t xml:space="preserve">*</w:t>
+      </w:r>
+      <w:r>
+        <w:rPr>
+          <w:rFonts w:ascii="Consolas" w:cs="Consolas" w:eastAsia="Consolas" w:hAnsi="Consolas"/>
+          <w:color w:val="c9d1d9"/>
+          <w:sz w:val="21"/>
+          <w:szCs w:val="21"/>
+          <w:rtl w:val="0"/>
+        </w:rPr>
+        <w:t xml:space="preserve">xsquare)</w:t>
+      </w:r>
+      <w:r>
+        <w:rPr>
+          <w:rFonts w:ascii="Consolas" w:cs="Consolas" w:eastAsia="Consolas" w:hAnsi="Consolas"/>
+          <w:color w:val="d4d4d4"/>
+          <w:sz w:val="21"/>
+          <w:szCs w:val="21"/>
+          <w:rtl w:val="0"/>
+        </w:rPr>
+        <w:t xml:space="preserve">/</w:t>
+      </w:r>
+      <w:r>
+        <w:rPr>
+          <w:rFonts w:ascii="Consolas" w:cs="Consolas" w:eastAsia="Consolas" w:hAnsi="Consolas"/>
+          <w:color w:val="c9d1d9"/>
+          <w:sz w:val="21"/>
+          <w:szCs w:val="21"/>
+          <w:rtl w:val="0"/>
+        </w:rPr>
+        <w:t xml:space="preserve">(q </w:t>
+      </w:r>
+      <w:r>
+        <w:rPr>
+          <w:rFonts w:ascii="Consolas" w:cs="Consolas" w:eastAsia="Consolas" w:hAnsi="Consolas"/>
+          <w:color w:val="d4d4d4"/>
+          <w:sz w:val="21"/>
+          <w:szCs w:val="21"/>
+          <w:rtl w:val="0"/>
+        </w:rPr>
+        <w:t xml:space="preserve">*</w:t>
+      </w:r>
+      <w:r>
+        <w:rPr>
+          <w:rFonts w:ascii="Consolas" w:cs="Consolas" w:eastAsia="Consolas" w:hAnsi="Consolas"/>
+          <w:color w:val="c9d1d9"/>
+          <w:sz w:val="21"/>
+          <w:szCs w:val="21"/>
+          <w:rtl w:val="0"/>
+        </w:rPr>
+        <w:t xml:space="preserve"> (</w:t>
+      </w:r>
+      <w:r>
+        <w:rPr>
+          <w:rFonts w:ascii="Consolas" w:cs="Consolas" w:eastAsia="Consolas" w:hAnsi="Consolas"/>
+          <w:color w:val="b5cea8"/>
+          <w:sz w:val="21"/>
+          <w:szCs w:val="21"/>
+          <w:rtl w:val="0"/>
+        </w:rPr>
+        <w:t xml:space="preserve">2.0</w:t>
+      </w:r>
+      <w:r>
+        <w:rPr>
+          <w:rFonts w:ascii="Consolas" w:cs="Consolas" w:eastAsia="Consolas" w:hAnsi="Consolas"/>
+          <w:color w:val="c9d1d9"/>
+          <w:sz w:val="21"/>
+          <w:szCs w:val="21"/>
+          <w:rtl w:val="0"/>
+        </w:rPr>
+        <w:t xml:space="preserve"> </w:t>
+      </w:r>
+      <w:r>
+        <w:rPr>
+          <w:rFonts w:ascii="Consolas" w:cs="Consolas" w:eastAsia="Consolas" w:hAnsi="Consolas"/>
+          <w:color w:val="d4d4d4"/>
+          <w:sz w:val="21"/>
+          <w:szCs w:val="21"/>
+          <w:rtl w:val="0"/>
+        </w:rPr>
+        <w:t xml:space="preserve">*</w:t>
+      </w:r>
+      <w:r>
+        <w:rPr>
+          <w:rFonts w:ascii="Consolas" w:cs="Consolas" w:eastAsia="Consolas" w:hAnsi="Consolas"/>
+          <w:color w:val="c9d1d9"/>
+          <w:sz w:val="21"/>
+          <w:szCs w:val="21"/>
+          <w:rtl w:val="0"/>
+        </w:rPr>
+        <w:t xml:space="preserve"> q </w:t>
+      </w:r>
+      <w:r>
+        <w:rPr>
+          <w:rFonts w:ascii="Consolas" w:cs="Consolas" w:eastAsia="Consolas" w:hAnsi="Consolas"/>
+          <w:color w:val="d4d4d4"/>
+          <w:sz w:val="21"/>
+          <w:szCs w:val="21"/>
+          <w:rtl w:val="0"/>
+        </w:rPr>
+        <w:t xml:space="preserve">-</w:t>
+      </w:r>
+      <w:r>
+        <w:rPr>
+          <w:rFonts w:ascii="Consolas" w:cs="Consolas" w:eastAsia="Consolas" w:hAnsi="Consolas"/>
+          <w:color w:val="c9d1d9"/>
+          <w:sz w:val="21"/>
+          <w:szCs w:val="21"/>
+          <w:rtl w:val="0"/>
+        </w:rPr>
+        <w:t xml:space="preserve"> </w:t>
+      </w:r>
+      <w:r>
+        <w:rPr>
+          <w:rFonts w:ascii="Consolas" w:cs="Consolas" w:eastAsia="Consolas" w:hAnsi="Consolas"/>
+          <w:color w:val="b5cea8"/>
+          <w:sz w:val="21"/>
+          <w:szCs w:val="21"/>
+          <w:rtl w:val="0"/>
+        </w:rPr>
+        <w:t xml:space="preserve">1</w:t>
+      </w:r>
+      <w:r>
+        <w:rPr>
+          <w:rFonts w:ascii="Consolas" w:cs="Consolas" w:eastAsia="Consolas" w:hAnsi="Consolas"/>
+          <w:color w:val="c9d1d9"/>
+          <w:sz w:val="21"/>
+          <w:szCs w:val="21"/>
+          <w:rtl w:val="0"/>
+        </w:rPr>
+        <w:t xml:space="preserve">));</w:t>
       </w:r>
     </w:p>
     <w:p>
@@ -9183,7 +9158,27 @@
           <w:szCs w:val="21"/>
           <w:rtl w:val="0"/>
         </w:rPr>
-        <w:t xml:space="preserve">        }</w:t>
+        <w:t xml:space="preserve">            sn </w:t>
+      </w:r>
+      <w:r>
+        <w:rPr>
+          <w:rFonts w:ascii="Consolas" w:cs="Consolas" w:eastAsia="Consolas" w:hAnsi="Consolas"/>
+          <w:color w:val="d4d4d4"/>
+          <w:sz w:val="21"/>
+          <w:szCs w:val="21"/>
+          <w:rtl w:val="0"/>
+        </w:rPr>
+        <w:t xml:space="preserve">+=</w:t>
+      </w:r>
+      <w:r>
+        <w:rPr>
+          <w:rFonts w:ascii="Consolas" w:cs="Consolas" w:eastAsia="Consolas" w:hAnsi="Consolas"/>
+          <w:color w:val="c9d1d9"/>
+          <w:sz w:val="21"/>
+          <w:szCs w:val="21"/>
+          <w:rtl w:val="0"/>
+        </w:rPr>
+        <w:t xml:space="preserve"> temp;</w:t>
       </w:r>
     </w:p>
     <w:p>
@@ -9207,67 +9202,7 @@
           <w:szCs w:val="21"/>
           <w:rtl w:val="0"/>
         </w:rPr>
-        <w:t xml:space="preserve">        </w:t>
-      </w:r>
-      <w:r>
-        <w:rPr>
-          <w:rFonts w:ascii="Consolas" w:cs="Consolas" w:eastAsia="Consolas" w:hAnsi="Consolas"/>
-          <w:color w:val="ff7b72"/>
-          <w:sz w:val="21"/>
-          <w:szCs w:val="21"/>
-          <w:rtl w:val="0"/>
-        </w:rPr>
-        <w:t xml:space="preserve">double</w:t>
-      </w:r>
-      <w:r>
-        <w:rPr>
-          <w:rFonts w:ascii="Consolas" w:cs="Consolas" w:eastAsia="Consolas" w:hAnsi="Consolas"/>
-          <w:color w:val="c9d1d9"/>
-          <w:sz w:val="21"/>
-          <w:szCs w:val="21"/>
-          <w:rtl w:val="0"/>
-        </w:rPr>
-        <w:t xml:space="preserve"> sumeps </w:t>
-      </w:r>
-      <w:r>
-        <w:rPr>
-          <w:rFonts w:ascii="Consolas" w:cs="Consolas" w:eastAsia="Consolas" w:hAnsi="Consolas"/>
-          <w:color w:val="d4d4d4"/>
-          <w:sz w:val="21"/>
-          <w:szCs w:val="21"/>
-          <w:rtl w:val="0"/>
-        </w:rPr>
-        <w:t xml:space="preserve">=</w:t>
-      </w:r>
-      <w:r>
-        <w:rPr>
-          <w:rFonts w:ascii="Consolas" w:cs="Consolas" w:eastAsia="Consolas" w:hAnsi="Consolas"/>
-          <w:color w:val="c9d1d9"/>
-          <w:sz w:val="21"/>
-          <w:szCs w:val="21"/>
-          <w:rtl w:val="0"/>
-        </w:rPr>
-        <w:t xml:space="preserve"> </w:t>
-      </w:r>
-      <w:r>
-        <w:rPr>
-          <w:rFonts w:ascii="Consolas" w:cs="Consolas" w:eastAsia="Consolas" w:hAnsi="Consolas"/>
-          <w:color w:val="b5cea8"/>
-          <w:sz w:val="21"/>
-          <w:szCs w:val="21"/>
-          <w:rtl w:val="0"/>
-        </w:rPr>
-        <w:t xml:space="preserve">1</w:t>
-      </w:r>
-      <w:r>
-        <w:rPr>
-          <w:rFonts w:ascii="Consolas" w:cs="Consolas" w:eastAsia="Consolas" w:hAnsi="Consolas"/>
-          <w:color w:val="c9d1d9"/>
-          <w:sz w:val="21"/>
-          <w:szCs w:val="21"/>
-          <w:rtl w:val="0"/>
-        </w:rPr>
-        <w:t xml:space="preserve">;</w:t>
+        <w:t xml:space="preserve">        }</w:t>
       </w:r>
     </w:p>
     <w:p>
@@ -9278,80 +9213,15 @@
         <w:jc w:val="both"/>
         <w:rPr>
           <w:rFonts w:ascii="Consolas" w:cs="Consolas" w:eastAsia="Consolas" w:hAnsi="Consolas"/>
-          <w:color w:val="c9d1d9"/>
-          <w:sz w:val="21"/>
-          <w:szCs w:val="21"/>
-        </w:rPr>
-      </w:pPr>
-      <w:r>
-        <w:rPr>
-          <w:rFonts w:ascii="Consolas" w:cs="Consolas" w:eastAsia="Consolas" w:hAnsi="Consolas"/>
-          <w:color w:val="c9d1d9"/>
-          <w:sz w:val="21"/>
-          <w:szCs w:val="21"/>
-          <w:rtl w:val="0"/>
-        </w:rPr>
-        <w:t xml:space="preserve">        </w:t>
-      </w:r>
-      <w:r>
-        <w:rPr>
-          <w:rFonts w:ascii="Consolas" w:cs="Consolas" w:eastAsia="Consolas" w:hAnsi="Consolas"/>
-          <w:color w:val="ff7b72"/>
-          <w:sz w:val="21"/>
-          <w:szCs w:val="21"/>
-          <w:rtl w:val="0"/>
-        </w:rPr>
-        <w:t xml:space="preserve">int</w:t>
-      </w:r>
-      <w:r>
-        <w:rPr>
-          <w:rFonts w:ascii="Consolas" w:cs="Consolas" w:eastAsia="Consolas" w:hAnsi="Consolas"/>
-          <w:color w:val="c9d1d9"/>
-          <w:sz w:val="21"/>
-          <w:szCs w:val="21"/>
-          <w:rtl w:val="0"/>
-        </w:rPr>
-        <w:t xml:space="preserve"> num </w:t>
-      </w:r>
-      <w:r>
-        <w:rPr>
-          <w:rFonts w:ascii="Consolas" w:cs="Consolas" w:eastAsia="Consolas" w:hAnsi="Consolas"/>
-          <w:color w:val="d4d4d4"/>
-          <w:sz w:val="21"/>
-          <w:szCs w:val="21"/>
-          <w:rtl w:val="0"/>
-        </w:rPr>
-        <w:t xml:space="preserve">=</w:t>
-      </w:r>
-      <w:r>
-        <w:rPr>
-          <w:rFonts w:ascii="Consolas" w:cs="Consolas" w:eastAsia="Consolas" w:hAnsi="Consolas"/>
-          <w:color w:val="c9d1d9"/>
-          <w:sz w:val="21"/>
-          <w:szCs w:val="21"/>
-          <w:rtl w:val="0"/>
-        </w:rPr>
-        <w:t xml:space="preserve"> </w:t>
-      </w:r>
-      <w:r>
-        <w:rPr>
-          <w:rFonts w:ascii="Consolas" w:cs="Consolas" w:eastAsia="Consolas" w:hAnsi="Consolas"/>
-          <w:color w:val="b5cea8"/>
-          <w:sz w:val="21"/>
-          <w:szCs w:val="21"/>
-          <w:rtl w:val="0"/>
-        </w:rPr>
-        <w:t xml:space="preserve">1</w:t>
-      </w:r>
-      <w:r>
-        <w:rPr>
-          <w:rFonts w:ascii="Consolas" w:cs="Consolas" w:eastAsia="Consolas" w:hAnsi="Consolas"/>
-          <w:color w:val="c9d1d9"/>
-          <w:sz w:val="21"/>
-          <w:szCs w:val="21"/>
-          <w:rtl w:val="0"/>
-        </w:rPr>
-        <w:t xml:space="preserve">;</w:t>
+          <w:color w:val="bbbebf"/>
+          <w:sz w:val="21"/>
+          <w:szCs w:val="21"/>
+        </w:rPr>
+      </w:pPr>
+      <w:r>
+        <w:rPr>
+          <w:rtl w:val="0"/>
+        </w:rPr>
       </w:r>
     </w:p>
     <w:p>
@@ -9395,7 +9265,7 @@
           <w:szCs w:val="21"/>
           <w:rtl w:val="0"/>
         </w:rPr>
-        <w:t xml:space="preserve"> temptwo </w:t>
+        <w:t xml:space="preserve"> sumeps </w:t>
       </w:r>
       <w:r>
         <w:rPr>
@@ -9406,6 +9276,16 @@
           <w:rtl w:val="0"/>
         </w:rPr>
         <w:t xml:space="preserve">=</w:t>
+      </w:r>
+      <w:r>
+        <w:rPr>
+          <w:rFonts w:ascii="Consolas" w:cs="Consolas" w:eastAsia="Consolas" w:hAnsi="Consolas"/>
+          <w:color w:val="c9d1d9"/>
+          <w:sz w:val="21"/>
+          <w:szCs w:val="21"/>
+          <w:rtl w:val="0"/>
+        </w:rPr>
+        <w:t xml:space="preserve"> </w:t>
       </w:r>
       <w:r>
         <w:rPr>
@@ -9454,42 +9334,62 @@
       <w:r>
         <w:rPr>
           <w:rFonts w:ascii="Consolas" w:cs="Consolas" w:eastAsia="Consolas" w:hAnsi="Consolas"/>
-          <w:color w:val="c586c0"/>
-          <w:sz w:val="21"/>
-          <w:szCs w:val="21"/>
-          <w:rtl w:val="0"/>
-        </w:rPr>
-        <w:t xml:space="preserve">while</w:t>
-      </w:r>
-      <w:r>
-        <w:rPr>
-          <w:rFonts w:ascii="Consolas" w:cs="Consolas" w:eastAsia="Consolas" w:hAnsi="Consolas"/>
-          <w:color w:val="c9d1d9"/>
-          <w:sz w:val="21"/>
-          <w:szCs w:val="21"/>
-          <w:rtl w:val="0"/>
-        </w:rPr>
-        <w:t xml:space="preserve">(</w:t>
-      </w:r>
-      <w:r>
-        <w:rPr>
-          <w:rFonts w:ascii="Consolas" w:cs="Consolas" w:eastAsia="Consolas" w:hAnsi="Consolas"/>
-          <w:color w:val="569cd6"/>
-          <w:sz w:val="21"/>
-          <w:szCs w:val="21"/>
-          <w:rtl w:val="0"/>
-        </w:rPr>
-        <w:t xml:space="preserve">true</w:t>
-      </w:r>
-      <w:r>
-        <w:rPr>
-          <w:rFonts w:ascii="Consolas" w:cs="Consolas" w:eastAsia="Consolas" w:hAnsi="Consolas"/>
-          <w:color w:val="c9d1d9"/>
-          <w:sz w:val="21"/>
-          <w:szCs w:val="21"/>
-          <w:rtl w:val="0"/>
-        </w:rPr>
-        <w:t xml:space="preserve">){</w:t>
+          <w:color w:val="ff7b72"/>
+          <w:sz w:val="21"/>
+          <w:szCs w:val="21"/>
+          <w:rtl w:val="0"/>
+        </w:rPr>
+        <w:t xml:space="preserve">int</w:t>
+      </w:r>
+      <w:r>
+        <w:rPr>
+          <w:rFonts w:ascii="Consolas" w:cs="Consolas" w:eastAsia="Consolas" w:hAnsi="Consolas"/>
+          <w:color w:val="c9d1d9"/>
+          <w:sz w:val="21"/>
+          <w:szCs w:val="21"/>
+          <w:rtl w:val="0"/>
+        </w:rPr>
+        <w:t xml:space="preserve"> num </w:t>
+      </w:r>
+      <w:r>
+        <w:rPr>
+          <w:rFonts w:ascii="Consolas" w:cs="Consolas" w:eastAsia="Consolas" w:hAnsi="Consolas"/>
+          <w:color w:val="d4d4d4"/>
+          <w:sz w:val="21"/>
+          <w:szCs w:val="21"/>
+          <w:rtl w:val="0"/>
+        </w:rPr>
+        <w:t xml:space="preserve">=</w:t>
+      </w:r>
+      <w:r>
+        <w:rPr>
+          <w:rFonts w:ascii="Consolas" w:cs="Consolas" w:eastAsia="Consolas" w:hAnsi="Consolas"/>
+          <w:color w:val="c9d1d9"/>
+          <w:sz w:val="21"/>
+          <w:szCs w:val="21"/>
+          <w:rtl w:val="0"/>
+        </w:rPr>
+        <w:t xml:space="preserve"> </w:t>
+      </w:r>
+      <w:r>
+        <w:rPr>
+          <w:rFonts w:ascii="Consolas" w:cs="Consolas" w:eastAsia="Consolas" w:hAnsi="Consolas"/>
+          <w:color w:val="b5cea8"/>
+          <w:sz w:val="21"/>
+          <w:szCs w:val="21"/>
+          <w:rtl w:val="0"/>
+        </w:rPr>
+        <w:t xml:space="preserve">1</w:t>
+      </w:r>
+      <w:r>
+        <w:rPr>
+          <w:rFonts w:ascii="Consolas" w:cs="Consolas" w:eastAsia="Consolas" w:hAnsi="Consolas"/>
+          <w:color w:val="c9d1d9"/>
+          <w:sz w:val="21"/>
+          <w:szCs w:val="21"/>
+          <w:rtl w:val="0"/>
+        </w:rPr>
+        <w:t xml:space="preserve">;</w:t>
       </w:r>
     </w:p>
     <w:p>
@@ -9513,7 +9413,27 @@
           <w:szCs w:val="21"/>
           <w:rtl w:val="0"/>
         </w:rPr>
-        <w:t xml:space="preserve">            temptwo </w:t>
+        <w:t xml:space="preserve">        </w:t>
+      </w:r>
+      <w:r>
+        <w:rPr>
+          <w:rFonts w:ascii="Consolas" w:cs="Consolas" w:eastAsia="Consolas" w:hAnsi="Consolas"/>
+          <w:color w:val="ff7b72"/>
+          <w:sz w:val="21"/>
+          <w:szCs w:val="21"/>
+          <w:rtl w:val="0"/>
+        </w:rPr>
+        <w:t xml:space="preserve">double</w:t>
+      </w:r>
+      <w:r>
+        <w:rPr>
+          <w:rFonts w:ascii="Consolas" w:cs="Consolas" w:eastAsia="Consolas" w:hAnsi="Consolas"/>
+          <w:color w:val="c9d1d9"/>
+          <w:sz w:val="21"/>
+          <w:szCs w:val="21"/>
+          <w:rtl w:val="0"/>
+        </w:rPr>
+        <w:t xml:space="preserve"> temptwo </w:t>
       </w:r>
       <w:r>
         <w:rPr>
@@ -9523,17 +9443,17 @@
           <w:szCs w:val="21"/>
           <w:rtl w:val="0"/>
         </w:rPr>
-        <w:t xml:space="preserve">*=</w:t>
-      </w:r>
-      <w:r>
-        <w:rPr>
-          <w:rFonts w:ascii="Consolas" w:cs="Consolas" w:eastAsia="Consolas" w:hAnsi="Consolas"/>
-          <w:color w:val="c9d1d9"/>
-          <w:sz w:val="21"/>
-          <w:szCs w:val="21"/>
-          <w:rtl w:val="0"/>
-        </w:rPr>
-        <w:t xml:space="preserve">((</w:t>
+        <w:t xml:space="preserve">=</w:t>
+      </w:r>
+      <w:r>
+        <w:rPr>
+          <w:rFonts w:ascii="Consolas" w:cs="Consolas" w:eastAsia="Consolas" w:hAnsi="Consolas"/>
+          <w:color w:val="c9d1d9"/>
+          <w:sz w:val="21"/>
+          <w:szCs w:val="21"/>
+          <w:rtl w:val="0"/>
+        </w:rPr>
+        <w:t xml:space="preserve"> </w:t>
       </w:r>
       <w:r>
         <w:rPr>
@@ -9543,46 +9463,6 @@
           <w:szCs w:val="21"/>
           <w:rtl w:val="0"/>
         </w:rPr>
-        <w:t xml:space="preserve">2</w:t>
-      </w:r>
-      <w:r>
-        <w:rPr>
-          <w:rFonts w:ascii="Consolas" w:cs="Consolas" w:eastAsia="Consolas" w:hAnsi="Consolas"/>
-          <w:color w:val="d4d4d4"/>
-          <w:sz w:val="21"/>
-          <w:szCs w:val="21"/>
-          <w:rtl w:val="0"/>
-        </w:rPr>
-        <w:t xml:space="preserve">*</w:t>
-      </w:r>
-      <w:r>
-        <w:rPr>
-          <w:rFonts w:ascii="Consolas" w:cs="Consolas" w:eastAsia="Consolas" w:hAnsi="Consolas"/>
-          <w:color w:val="c9d1d9"/>
-          <w:sz w:val="21"/>
-          <w:szCs w:val="21"/>
-          <w:rtl w:val="0"/>
-        </w:rPr>
-        <w:t xml:space="preserve">num</w:t>
-      </w:r>
-      <w:r>
-        <w:rPr>
-          <w:rFonts w:ascii="Consolas" w:cs="Consolas" w:eastAsia="Consolas" w:hAnsi="Consolas"/>
-          <w:color w:val="d4d4d4"/>
-          <w:sz w:val="21"/>
-          <w:szCs w:val="21"/>
-          <w:rtl w:val="0"/>
-        </w:rPr>
-        <w:t xml:space="preserve">+</w:t>
-      </w:r>
-      <w:r>
-        <w:rPr>
-          <w:rFonts w:ascii="Consolas" w:cs="Consolas" w:eastAsia="Consolas" w:hAnsi="Consolas"/>
-          <w:color w:val="b5cea8"/>
-          <w:sz w:val="21"/>
-          <w:szCs w:val="21"/>
-          <w:rtl w:val="0"/>
-        </w:rPr>
         <w:t xml:space="preserve">1</w:t>
       </w:r>
       <w:r>
@@ -9593,147 +9473,7 @@
           <w:szCs w:val="21"/>
           <w:rtl w:val="0"/>
         </w:rPr>
-        <w:t xml:space="preserve">)</w:t>
-      </w:r>
-      <w:r>
-        <w:rPr>
-          <w:rFonts w:ascii="Consolas" w:cs="Consolas" w:eastAsia="Consolas" w:hAnsi="Consolas"/>
-          <w:color w:val="d4d4d4"/>
-          <w:sz w:val="21"/>
-          <w:szCs w:val="21"/>
-          <w:rtl w:val="0"/>
-        </w:rPr>
-        <w:t xml:space="preserve">*</w:t>
-      </w:r>
-      <w:r>
-        <w:rPr>
-          <w:rFonts w:ascii="Consolas" w:cs="Consolas" w:eastAsia="Consolas" w:hAnsi="Consolas"/>
-          <w:color w:val="c9d1d9"/>
-          <w:sz w:val="21"/>
-          <w:szCs w:val="21"/>
-          <w:rtl w:val="0"/>
-        </w:rPr>
-        <w:t xml:space="preserve">xsquare)</w:t>
-      </w:r>
-      <w:r>
-        <w:rPr>
-          <w:rFonts w:ascii="Consolas" w:cs="Consolas" w:eastAsia="Consolas" w:hAnsi="Consolas"/>
-          <w:color w:val="d4d4d4"/>
-          <w:sz w:val="21"/>
-          <w:szCs w:val="21"/>
-          <w:rtl w:val="0"/>
-        </w:rPr>
-        <w:t xml:space="preserve">/</w:t>
-      </w:r>
-      <w:r>
-        <w:rPr>
-          <w:rFonts w:ascii="Consolas" w:cs="Consolas" w:eastAsia="Consolas" w:hAnsi="Consolas"/>
-          <w:color w:val="c9d1d9"/>
-          <w:sz w:val="21"/>
-          <w:szCs w:val="21"/>
-          <w:rtl w:val="0"/>
-        </w:rPr>
-        <w:t xml:space="preserve">(num </w:t>
-      </w:r>
-      <w:r>
-        <w:rPr>
-          <w:rFonts w:ascii="Consolas" w:cs="Consolas" w:eastAsia="Consolas" w:hAnsi="Consolas"/>
-          <w:color w:val="d4d4d4"/>
-          <w:sz w:val="21"/>
-          <w:szCs w:val="21"/>
-          <w:rtl w:val="0"/>
-        </w:rPr>
-        <w:t xml:space="preserve">*</w:t>
-      </w:r>
-      <w:r>
-        <w:rPr>
-          <w:rFonts w:ascii="Consolas" w:cs="Consolas" w:eastAsia="Consolas" w:hAnsi="Consolas"/>
-          <w:color w:val="c9d1d9"/>
-          <w:sz w:val="21"/>
-          <w:szCs w:val="21"/>
-          <w:rtl w:val="0"/>
-        </w:rPr>
-        <w:t xml:space="preserve"> (</w:t>
-      </w:r>
-      <w:r>
-        <w:rPr>
-          <w:rFonts w:ascii="Consolas" w:cs="Consolas" w:eastAsia="Consolas" w:hAnsi="Consolas"/>
-          <w:color w:val="b5cea8"/>
-          <w:sz w:val="21"/>
-          <w:szCs w:val="21"/>
-          <w:rtl w:val="0"/>
-        </w:rPr>
-        <w:t xml:space="preserve">2.0</w:t>
-      </w:r>
-      <w:r>
-        <w:rPr>
-          <w:rFonts w:ascii="Consolas" w:cs="Consolas" w:eastAsia="Consolas" w:hAnsi="Consolas"/>
-          <w:color w:val="c9d1d9"/>
-          <w:sz w:val="21"/>
-          <w:szCs w:val="21"/>
-          <w:rtl w:val="0"/>
-        </w:rPr>
-        <w:t xml:space="preserve"> </w:t>
-      </w:r>
-      <w:r>
-        <w:rPr>
-          <w:rFonts w:ascii="Consolas" w:cs="Consolas" w:eastAsia="Consolas" w:hAnsi="Consolas"/>
-          <w:color w:val="d4d4d4"/>
-          <w:sz w:val="21"/>
-          <w:szCs w:val="21"/>
-          <w:rtl w:val="0"/>
-        </w:rPr>
-        <w:t xml:space="preserve">*</w:t>
-      </w:r>
-      <w:r>
-        <w:rPr>
-          <w:rFonts w:ascii="Consolas" w:cs="Consolas" w:eastAsia="Consolas" w:hAnsi="Consolas"/>
-          <w:color w:val="c9d1d9"/>
-          <w:sz w:val="21"/>
-          <w:szCs w:val="21"/>
-          <w:rtl w:val="0"/>
-        </w:rPr>
-        <w:t xml:space="preserve"> num </w:t>
-      </w:r>
-      <w:r>
-        <w:rPr>
-          <w:rFonts w:ascii="Consolas" w:cs="Consolas" w:eastAsia="Consolas" w:hAnsi="Consolas"/>
-          <w:color w:val="d4d4d4"/>
-          <w:sz w:val="21"/>
-          <w:szCs w:val="21"/>
-          <w:rtl w:val="0"/>
-        </w:rPr>
-        <w:t xml:space="preserve">-</w:t>
-      </w:r>
-      <w:r>
-        <w:rPr>
-          <w:rFonts w:ascii="Consolas" w:cs="Consolas" w:eastAsia="Consolas" w:hAnsi="Consolas"/>
-          <w:color w:val="c9d1d9"/>
-          <w:sz w:val="21"/>
-          <w:szCs w:val="21"/>
-          <w:rtl w:val="0"/>
-        </w:rPr>
-        <w:t xml:space="preserve"> </w:t>
-      </w:r>
-      <w:r>
-        <w:rPr>
-          <w:rFonts w:ascii="Consolas" w:cs="Consolas" w:eastAsia="Consolas" w:hAnsi="Consolas"/>
-          <w:color w:val="b5cea8"/>
-          <w:sz w:val="21"/>
-          <w:szCs w:val="21"/>
-          <w:rtl w:val="0"/>
-        </w:rPr>
-        <w:t xml:space="preserve">1</w:t>
-      </w:r>
-      <w:r>
-        <w:rPr>
-          <w:rFonts w:ascii="Consolas" w:cs="Consolas" w:eastAsia="Consolas" w:hAnsi="Consolas"/>
-          <w:color w:val="c9d1d9"/>
-          <w:sz w:val="21"/>
-          <w:szCs w:val="21"/>
-          <w:rtl w:val="0"/>
-        </w:rPr>
-        <w:t xml:space="preserve">));</w:t>
+        <w:t xml:space="preserve">;</w:t>
       </w:r>
     </w:p>
     <w:p>
@@ -9744,80 +9484,15 @@
         <w:jc w:val="both"/>
         <w:rPr>
           <w:rFonts w:ascii="Consolas" w:cs="Consolas" w:eastAsia="Consolas" w:hAnsi="Consolas"/>
-          <w:color w:val="c9d1d9"/>
-          <w:sz w:val="21"/>
-          <w:szCs w:val="21"/>
-        </w:rPr>
-      </w:pPr>
-      <w:r>
-        <w:rPr>
-          <w:rFonts w:ascii="Consolas" w:cs="Consolas" w:eastAsia="Consolas" w:hAnsi="Consolas"/>
-          <w:color w:val="c9d1d9"/>
-          <w:sz w:val="21"/>
-          <w:szCs w:val="21"/>
-          <w:rtl w:val="0"/>
-        </w:rPr>
-        <w:t xml:space="preserve">            </w:t>
-      </w:r>
-      <w:r>
-        <w:rPr>
-          <w:rFonts w:ascii="Consolas" w:cs="Consolas" w:eastAsia="Consolas" w:hAnsi="Consolas"/>
-          <w:color w:val="c586c0"/>
-          <w:sz w:val="21"/>
-          <w:szCs w:val="21"/>
-          <w:rtl w:val="0"/>
-        </w:rPr>
-        <w:t xml:space="preserve">if</w:t>
-      </w:r>
-      <w:r>
-        <w:rPr>
-          <w:rFonts w:ascii="Consolas" w:cs="Consolas" w:eastAsia="Consolas" w:hAnsi="Consolas"/>
-          <w:color w:val="c9d1d9"/>
-          <w:sz w:val="21"/>
-          <w:szCs w:val="21"/>
-          <w:rtl w:val="0"/>
-        </w:rPr>
-        <w:t xml:space="preserve"> (</w:t>
-      </w:r>
-      <w:r>
-        <w:rPr>
-          <w:rFonts w:ascii="Consolas" w:cs="Consolas" w:eastAsia="Consolas" w:hAnsi="Consolas"/>
-          <w:color w:val="d2a8ff"/>
-          <w:sz w:val="21"/>
-          <w:szCs w:val="21"/>
-          <w:rtl w:val="0"/>
-        </w:rPr>
-        <w:t xml:space="preserve">abs</w:t>
-      </w:r>
-      <w:r>
-        <w:rPr>
-          <w:rFonts w:ascii="Consolas" w:cs="Consolas" w:eastAsia="Consolas" w:hAnsi="Consolas"/>
-          <w:color w:val="c9d1d9"/>
-          <w:sz w:val="21"/>
-          <w:szCs w:val="21"/>
-          <w:rtl w:val="0"/>
-        </w:rPr>
-        <w:t xml:space="preserve">(temptwo) </w:t>
-      </w:r>
-      <w:r>
-        <w:rPr>
-          <w:rFonts w:ascii="Consolas" w:cs="Consolas" w:eastAsia="Consolas" w:hAnsi="Consolas"/>
-          <w:color w:val="d4d4d4"/>
-          <w:sz w:val="21"/>
-          <w:szCs w:val="21"/>
-          <w:rtl w:val="0"/>
-        </w:rPr>
-        <w:t xml:space="preserve">&lt;</w:t>
-      </w:r>
-      <w:r>
-        <w:rPr>
-          <w:rFonts w:ascii="Consolas" w:cs="Consolas" w:eastAsia="Consolas" w:hAnsi="Consolas"/>
-          <w:color w:val="c9d1d9"/>
-          <w:sz w:val="21"/>
-          <w:szCs w:val="21"/>
-          <w:rtl w:val="0"/>
-        </w:rPr>
-        <w:t xml:space="preserve"> epselon) {</w:t>
+          <w:color w:val="bbbebf"/>
+          <w:sz w:val="21"/>
+          <w:szCs w:val="21"/>
+        </w:rPr>
+      </w:pPr>
+      <w:r>
+        <w:rPr>
+          <w:rtl w:val="0"/>
+        </w:rPr>
       </w:r>
     </w:p>
     <w:p>
@@ -9841,7 +9516,7 @@
           <w:szCs w:val="21"/>
           <w:rtl w:val="0"/>
         </w:rPr>
-        <w:t xml:space="preserve">                </w:t>
+        <w:t xml:space="preserve">        </w:t>
       </w:r>
       <w:r>
         <w:rPr>
@@ -9851,17 +9526,37 @@
           <w:szCs w:val="21"/>
           <w:rtl w:val="0"/>
         </w:rPr>
-        <w:t xml:space="preserve">break</w:t>
-      </w:r>
-      <w:r>
-        <w:rPr>
-          <w:rFonts w:ascii="Consolas" w:cs="Consolas" w:eastAsia="Consolas" w:hAnsi="Consolas"/>
-          <w:color w:val="c9d1d9"/>
-          <w:sz w:val="21"/>
-          <w:szCs w:val="21"/>
-          <w:rtl w:val="0"/>
-        </w:rPr>
-        <w:t xml:space="preserve">;</w:t>
+        <w:t xml:space="preserve">while</w:t>
+      </w:r>
+      <w:r>
+        <w:rPr>
+          <w:rFonts w:ascii="Consolas" w:cs="Consolas" w:eastAsia="Consolas" w:hAnsi="Consolas"/>
+          <w:color w:val="c9d1d9"/>
+          <w:sz w:val="21"/>
+          <w:szCs w:val="21"/>
+          <w:rtl w:val="0"/>
+        </w:rPr>
+        <w:t xml:space="preserve">(</w:t>
+      </w:r>
+      <w:r>
+        <w:rPr>
+          <w:rFonts w:ascii="Consolas" w:cs="Consolas" w:eastAsia="Consolas" w:hAnsi="Consolas"/>
+          <w:color w:val="569cd6"/>
+          <w:sz w:val="21"/>
+          <w:szCs w:val="21"/>
+          <w:rtl w:val="0"/>
+        </w:rPr>
+        <w:t xml:space="preserve">true</w:t>
+      </w:r>
+      <w:r>
+        <w:rPr>
+          <w:rFonts w:ascii="Consolas" w:cs="Consolas" w:eastAsia="Consolas" w:hAnsi="Consolas"/>
+          <w:color w:val="c9d1d9"/>
+          <w:sz w:val="21"/>
+          <w:szCs w:val="21"/>
+          <w:rtl w:val="0"/>
+        </w:rPr>
+        <w:t xml:space="preserve">){</w:t>
       </w:r>
     </w:p>
     <w:p>
@@ -9885,7 +9580,227 @@
           <w:szCs w:val="21"/>
           <w:rtl w:val="0"/>
         </w:rPr>
-        <w:t xml:space="preserve">            }</w:t>
+        <w:t xml:space="preserve">            temptwo </w:t>
+      </w:r>
+      <w:r>
+        <w:rPr>
+          <w:rFonts w:ascii="Consolas" w:cs="Consolas" w:eastAsia="Consolas" w:hAnsi="Consolas"/>
+          <w:color w:val="d4d4d4"/>
+          <w:sz w:val="21"/>
+          <w:szCs w:val="21"/>
+          <w:rtl w:val="0"/>
+        </w:rPr>
+        <w:t xml:space="preserve">*=</w:t>
+      </w:r>
+      <w:r>
+        <w:rPr>
+          <w:rFonts w:ascii="Consolas" w:cs="Consolas" w:eastAsia="Consolas" w:hAnsi="Consolas"/>
+          <w:color w:val="c9d1d9"/>
+          <w:sz w:val="21"/>
+          <w:szCs w:val="21"/>
+          <w:rtl w:val="0"/>
+        </w:rPr>
+        <w:t xml:space="preserve"> ((</w:t>
+      </w:r>
+      <w:r>
+        <w:rPr>
+          <w:rFonts w:ascii="Consolas" w:cs="Consolas" w:eastAsia="Consolas" w:hAnsi="Consolas"/>
+          <w:color w:val="b5cea8"/>
+          <w:sz w:val="21"/>
+          <w:szCs w:val="21"/>
+          <w:rtl w:val="0"/>
+        </w:rPr>
+        <w:t xml:space="preserve">2</w:t>
+      </w:r>
+      <w:r>
+        <w:rPr>
+          <w:rFonts w:ascii="Consolas" w:cs="Consolas" w:eastAsia="Consolas" w:hAnsi="Consolas"/>
+          <w:color w:val="d4d4d4"/>
+          <w:sz w:val="21"/>
+          <w:szCs w:val="21"/>
+          <w:rtl w:val="0"/>
+        </w:rPr>
+        <w:t xml:space="preserve">*</w:t>
+      </w:r>
+      <w:r>
+        <w:rPr>
+          <w:rFonts w:ascii="Consolas" w:cs="Consolas" w:eastAsia="Consolas" w:hAnsi="Consolas"/>
+          <w:color w:val="c9d1d9"/>
+          <w:sz w:val="21"/>
+          <w:szCs w:val="21"/>
+          <w:rtl w:val="0"/>
+        </w:rPr>
+        <w:t xml:space="preserve">num</w:t>
+      </w:r>
+      <w:r>
+        <w:rPr>
+          <w:rFonts w:ascii="Consolas" w:cs="Consolas" w:eastAsia="Consolas" w:hAnsi="Consolas"/>
+          <w:color w:val="d4d4d4"/>
+          <w:sz w:val="21"/>
+          <w:szCs w:val="21"/>
+          <w:rtl w:val="0"/>
+        </w:rPr>
+        <w:t xml:space="preserve">+</w:t>
+      </w:r>
+      <w:r>
+        <w:rPr>
+          <w:rFonts w:ascii="Consolas" w:cs="Consolas" w:eastAsia="Consolas" w:hAnsi="Consolas"/>
+          <w:color w:val="b5cea8"/>
+          <w:sz w:val="21"/>
+          <w:szCs w:val="21"/>
+          <w:rtl w:val="0"/>
+        </w:rPr>
+        <w:t xml:space="preserve">1</w:t>
+      </w:r>
+      <w:r>
+        <w:rPr>
+          <w:rFonts w:ascii="Consolas" w:cs="Consolas" w:eastAsia="Consolas" w:hAnsi="Consolas"/>
+          <w:color w:val="c9d1d9"/>
+          <w:sz w:val="21"/>
+          <w:szCs w:val="21"/>
+          <w:rtl w:val="0"/>
+        </w:rPr>
+        <w:t xml:space="preserve">)</w:t>
+      </w:r>
+      <w:r>
+        <w:rPr>
+          <w:rFonts w:ascii="Consolas" w:cs="Consolas" w:eastAsia="Consolas" w:hAnsi="Consolas"/>
+          <w:color w:val="d4d4d4"/>
+          <w:sz w:val="21"/>
+          <w:szCs w:val="21"/>
+          <w:rtl w:val="0"/>
+        </w:rPr>
+        <w:t xml:space="preserve">*</w:t>
+      </w:r>
+      <w:r>
+        <w:rPr>
+          <w:rFonts w:ascii="Consolas" w:cs="Consolas" w:eastAsia="Consolas" w:hAnsi="Consolas"/>
+          <w:color w:val="c9d1d9"/>
+          <w:sz w:val="21"/>
+          <w:szCs w:val="21"/>
+          <w:rtl w:val="0"/>
+        </w:rPr>
+        <w:t xml:space="preserve">xsquare)</w:t>
+      </w:r>
+      <w:r>
+        <w:rPr>
+          <w:rFonts w:ascii="Consolas" w:cs="Consolas" w:eastAsia="Consolas" w:hAnsi="Consolas"/>
+          <w:color w:val="d4d4d4"/>
+          <w:sz w:val="21"/>
+          <w:szCs w:val="21"/>
+          <w:rtl w:val="0"/>
+        </w:rPr>
+        <w:t xml:space="preserve">/</w:t>
+      </w:r>
+      <w:r>
+        <w:rPr>
+          <w:rFonts w:ascii="Consolas" w:cs="Consolas" w:eastAsia="Consolas" w:hAnsi="Consolas"/>
+          <w:color w:val="c9d1d9"/>
+          <w:sz w:val="21"/>
+          <w:szCs w:val="21"/>
+          <w:rtl w:val="0"/>
+        </w:rPr>
+        <w:t xml:space="preserve">(num </w:t>
+      </w:r>
+      <w:r>
+        <w:rPr>
+          <w:rFonts w:ascii="Consolas" w:cs="Consolas" w:eastAsia="Consolas" w:hAnsi="Consolas"/>
+          <w:color w:val="d4d4d4"/>
+          <w:sz w:val="21"/>
+          <w:szCs w:val="21"/>
+          <w:rtl w:val="0"/>
+        </w:rPr>
+        <w:t xml:space="preserve">*</w:t>
+      </w:r>
+      <w:r>
+        <w:rPr>
+          <w:rFonts w:ascii="Consolas" w:cs="Consolas" w:eastAsia="Consolas" w:hAnsi="Consolas"/>
+          <w:color w:val="c9d1d9"/>
+          <w:sz w:val="21"/>
+          <w:szCs w:val="21"/>
+          <w:rtl w:val="0"/>
+        </w:rPr>
+        <w:t xml:space="preserve"> (</w:t>
+      </w:r>
+      <w:r>
+        <w:rPr>
+          <w:rFonts w:ascii="Consolas" w:cs="Consolas" w:eastAsia="Consolas" w:hAnsi="Consolas"/>
+          <w:color w:val="b5cea8"/>
+          <w:sz w:val="21"/>
+          <w:szCs w:val="21"/>
+          <w:rtl w:val="0"/>
+        </w:rPr>
+        <w:t xml:space="preserve">2.0</w:t>
+      </w:r>
+      <w:r>
+        <w:rPr>
+          <w:rFonts w:ascii="Consolas" w:cs="Consolas" w:eastAsia="Consolas" w:hAnsi="Consolas"/>
+          <w:color w:val="c9d1d9"/>
+          <w:sz w:val="21"/>
+          <w:szCs w:val="21"/>
+          <w:rtl w:val="0"/>
+        </w:rPr>
+        <w:t xml:space="preserve"> </w:t>
+      </w:r>
+      <w:r>
+        <w:rPr>
+          <w:rFonts w:ascii="Consolas" w:cs="Consolas" w:eastAsia="Consolas" w:hAnsi="Consolas"/>
+          <w:color w:val="d4d4d4"/>
+          <w:sz w:val="21"/>
+          <w:szCs w:val="21"/>
+          <w:rtl w:val="0"/>
+        </w:rPr>
+        <w:t xml:space="preserve">*</w:t>
+      </w:r>
+      <w:r>
+        <w:rPr>
+          <w:rFonts w:ascii="Consolas" w:cs="Consolas" w:eastAsia="Consolas" w:hAnsi="Consolas"/>
+          <w:color w:val="c9d1d9"/>
+          <w:sz w:val="21"/>
+          <w:szCs w:val="21"/>
+          <w:rtl w:val="0"/>
+        </w:rPr>
+        <w:t xml:space="preserve"> num </w:t>
+      </w:r>
+      <w:r>
+        <w:rPr>
+          <w:rFonts w:ascii="Consolas" w:cs="Consolas" w:eastAsia="Consolas" w:hAnsi="Consolas"/>
+          <w:color w:val="d4d4d4"/>
+          <w:sz w:val="21"/>
+          <w:szCs w:val="21"/>
+          <w:rtl w:val="0"/>
+        </w:rPr>
+        <w:t xml:space="preserve">-</w:t>
+      </w:r>
+      <w:r>
+        <w:rPr>
+          <w:rFonts w:ascii="Consolas" w:cs="Consolas" w:eastAsia="Consolas" w:hAnsi="Consolas"/>
+          <w:color w:val="c9d1d9"/>
+          <w:sz w:val="21"/>
+          <w:szCs w:val="21"/>
+          <w:rtl w:val="0"/>
+        </w:rPr>
+        <w:t xml:space="preserve"> </w:t>
+      </w:r>
+      <w:r>
+        <w:rPr>
+          <w:rFonts w:ascii="Consolas" w:cs="Consolas" w:eastAsia="Consolas" w:hAnsi="Consolas"/>
+          <w:color w:val="b5cea8"/>
+          <w:sz w:val="21"/>
+          <w:szCs w:val="21"/>
+          <w:rtl w:val="0"/>
+        </w:rPr>
+        <w:t xml:space="preserve">1</w:t>
+      </w:r>
+      <w:r>
+        <w:rPr>
+          <w:rFonts w:ascii="Consolas" w:cs="Consolas" w:eastAsia="Consolas" w:hAnsi="Consolas"/>
+          <w:color w:val="c9d1d9"/>
+          <w:sz w:val="21"/>
+          <w:szCs w:val="21"/>
+          <w:rtl w:val="0"/>
+        </w:rPr>
+        <w:t xml:space="preserve">));</w:t>
       </w:r>
     </w:p>
     <w:p>
@@ -9896,40 +9811,15 @@
         <w:jc w:val="both"/>
         <w:rPr>
           <w:rFonts w:ascii="Consolas" w:cs="Consolas" w:eastAsia="Consolas" w:hAnsi="Consolas"/>
-          <w:color w:val="c9d1d9"/>
-          <w:sz w:val="21"/>
-          <w:szCs w:val="21"/>
-        </w:rPr>
-      </w:pPr>
-      <w:r>
-        <w:rPr>
-          <w:rFonts w:ascii="Consolas" w:cs="Consolas" w:eastAsia="Consolas" w:hAnsi="Consolas"/>
-          <w:color w:val="c9d1d9"/>
-          <w:sz w:val="21"/>
-          <w:szCs w:val="21"/>
-          <w:rtl w:val="0"/>
-        </w:rPr>
-        <w:t xml:space="preserve">            sumeps </w:t>
-      </w:r>
-      <w:r>
-        <w:rPr>
-          <w:rFonts w:ascii="Consolas" w:cs="Consolas" w:eastAsia="Consolas" w:hAnsi="Consolas"/>
-          <w:color w:val="d4d4d4"/>
-          <w:sz w:val="21"/>
-          <w:szCs w:val="21"/>
-          <w:rtl w:val="0"/>
-        </w:rPr>
-        <w:t xml:space="preserve">+=</w:t>
-      </w:r>
-      <w:r>
-        <w:rPr>
-          <w:rFonts w:ascii="Consolas" w:cs="Consolas" w:eastAsia="Consolas" w:hAnsi="Consolas"/>
-          <w:color w:val="c9d1d9"/>
-          <w:sz w:val="21"/>
-          <w:szCs w:val="21"/>
-          <w:rtl w:val="0"/>
-        </w:rPr>
-        <w:t xml:space="preserve"> temptwo;</w:t>
+          <w:color w:val="bbbebf"/>
+          <w:sz w:val="21"/>
+          <w:szCs w:val="21"/>
+        </w:rPr>
+      </w:pPr>
+      <w:r>
+        <w:rPr>
+          <w:rtl w:val="0"/>
+        </w:rPr>
       </w:r>
     </w:p>
     <w:p>
@@ -9953,7 +9843,67 @@
           <w:szCs w:val="21"/>
           <w:rtl w:val="0"/>
         </w:rPr>
-        <w:t xml:space="preserve">            num</w:t>
+        <w:t xml:space="preserve">            </w:t>
+      </w:r>
+      <w:r>
+        <w:rPr>
+          <w:rFonts w:ascii="Consolas" w:cs="Consolas" w:eastAsia="Consolas" w:hAnsi="Consolas"/>
+          <w:color w:val="c586c0"/>
+          <w:sz w:val="21"/>
+          <w:szCs w:val="21"/>
+          <w:rtl w:val="0"/>
+        </w:rPr>
+        <w:t xml:space="preserve">if</w:t>
+      </w:r>
+      <w:r>
+        <w:rPr>
+          <w:rFonts w:ascii="Consolas" w:cs="Consolas" w:eastAsia="Consolas" w:hAnsi="Consolas"/>
+          <w:color w:val="c9d1d9"/>
+          <w:sz w:val="21"/>
+          <w:szCs w:val="21"/>
+          <w:rtl w:val="0"/>
+        </w:rPr>
+        <w:t xml:space="preserve"> (</w:t>
+      </w:r>
+      <w:r>
+        <w:rPr>
+          <w:rFonts w:ascii="Consolas" w:cs="Consolas" w:eastAsia="Consolas" w:hAnsi="Consolas"/>
+          <w:color w:val="4ec9b0"/>
+          <w:sz w:val="21"/>
+          <w:szCs w:val="21"/>
+          <w:rtl w:val="0"/>
+        </w:rPr>
+        <w:t xml:space="preserve">std</w:t>
+      </w:r>
+      <w:r>
+        <w:rPr>
+          <w:rFonts w:ascii="Consolas" w:cs="Consolas" w:eastAsia="Consolas" w:hAnsi="Consolas"/>
+          <w:color w:val="c9d1d9"/>
+          <w:sz w:val="21"/>
+          <w:szCs w:val="21"/>
+          <w:rtl w:val="0"/>
+        </w:rPr>
+        <w:t xml:space="preserve">::</w:t>
+      </w:r>
+      <w:r>
+        <w:rPr>
+          <w:rFonts w:ascii="Consolas" w:cs="Consolas" w:eastAsia="Consolas" w:hAnsi="Consolas"/>
+          <w:color w:val="d2a8ff"/>
+          <w:sz w:val="21"/>
+          <w:szCs w:val="21"/>
+          <w:rtl w:val="0"/>
+        </w:rPr>
+        <w:t xml:space="preserve">abs</w:t>
+      </w:r>
+      <w:r>
+        <w:rPr>
+          <w:rFonts w:ascii="Consolas" w:cs="Consolas" w:eastAsia="Consolas" w:hAnsi="Consolas"/>
+          <w:color w:val="c9d1d9"/>
+          <w:sz w:val="21"/>
+          <w:szCs w:val="21"/>
+          <w:rtl w:val="0"/>
+        </w:rPr>
+        <w:t xml:space="preserve">(temptwo) </w:t>
       </w:r>
       <w:r>
         <w:rPr>
@@ -9963,17 +9913,17 @@
           <w:szCs w:val="21"/>
           <w:rtl w:val="0"/>
         </w:rPr>
-        <w:t xml:space="preserve">++</w:t>
-      </w:r>
-      <w:r>
-        <w:rPr>
-          <w:rFonts w:ascii="Consolas" w:cs="Consolas" w:eastAsia="Consolas" w:hAnsi="Consolas"/>
-          <w:color w:val="c9d1d9"/>
-          <w:sz w:val="21"/>
-          <w:szCs w:val="21"/>
-          <w:rtl w:val="0"/>
-        </w:rPr>
-        <w:t xml:space="preserve">;</w:t>
+        <w:t xml:space="preserve">&lt;</w:t>
+      </w:r>
+      <w:r>
+        <w:rPr>
+          <w:rFonts w:ascii="Consolas" w:cs="Consolas" w:eastAsia="Consolas" w:hAnsi="Consolas"/>
+          <w:color w:val="c9d1d9"/>
+          <w:sz w:val="21"/>
+          <w:szCs w:val="21"/>
+          <w:rtl w:val="0"/>
+        </w:rPr>
+        <w:t xml:space="preserve"> epselon) {</w:t>
       </w:r>
     </w:p>
     <w:p>
@@ -9997,7 +9947,27 @@
           <w:szCs w:val="21"/>
           <w:rtl w:val="0"/>
         </w:rPr>
-        <w:t xml:space="preserve">        }</w:t>
+        <w:t xml:space="preserve">                </w:t>
+      </w:r>
+      <w:r>
+        <w:rPr>
+          <w:rFonts w:ascii="Consolas" w:cs="Consolas" w:eastAsia="Consolas" w:hAnsi="Consolas"/>
+          <w:color w:val="c586c0"/>
+          <w:sz w:val="21"/>
+          <w:szCs w:val="21"/>
+          <w:rtl w:val="0"/>
+        </w:rPr>
+        <w:t xml:space="preserve">break</w:t>
+      </w:r>
+      <w:r>
+        <w:rPr>
+          <w:rFonts w:ascii="Consolas" w:cs="Consolas" w:eastAsia="Consolas" w:hAnsi="Consolas"/>
+          <w:color w:val="c9d1d9"/>
+          <w:sz w:val="21"/>
+          <w:szCs w:val="21"/>
+          <w:rtl w:val="0"/>
+        </w:rPr>
+        <w:t xml:space="preserve">;</w:t>
       </w:r>
     </w:p>
     <w:p>
@@ -10021,167 +9991,7 @@
           <w:szCs w:val="21"/>
           <w:rtl w:val="0"/>
         </w:rPr>
-        <w:t xml:space="preserve">        </w:t>
-      </w:r>
-      <w:r>
-        <w:rPr>
-          <w:rFonts w:ascii="Consolas" w:cs="Consolas" w:eastAsia="Consolas" w:hAnsi="Consolas"/>
-          <w:color w:val="4ec9b0"/>
-          <w:sz w:val="21"/>
-          <w:szCs w:val="21"/>
-          <w:rtl w:val="0"/>
-        </w:rPr>
-        <w:t xml:space="preserve">std</w:t>
-      </w:r>
-      <w:r>
-        <w:rPr>
-          <w:rFonts w:ascii="Consolas" w:cs="Consolas" w:eastAsia="Consolas" w:hAnsi="Consolas"/>
-          <w:color w:val="c9d1d9"/>
-          <w:sz w:val="21"/>
-          <w:szCs w:val="21"/>
-          <w:rtl w:val="0"/>
-        </w:rPr>
-        <w:t xml:space="preserve">::cout </w:t>
-      </w:r>
-      <w:r>
-        <w:rPr>
-          <w:rFonts w:ascii="Consolas" w:cs="Consolas" w:eastAsia="Consolas" w:hAnsi="Consolas"/>
-          <w:color w:val="d2a8ff"/>
-          <w:sz w:val="21"/>
-          <w:szCs w:val="21"/>
-          <w:rtl w:val="0"/>
-        </w:rPr>
-        <w:t xml:space="preserve">&lt;&lt;</w:t>
-      </w:r>
-      <w:r>
-        <w:rPr>
-          <w:rFonts w:ascii="Consolas" w:cs="Consolas" w:eastAsia="Consolas" w:hAnsi="Consolas"/>
-          <w:color w:val="c9d1d9"/>
-          <w:sz w:val="21"/>
-          <w:szCs w:val="21"/>
-          <w:rtl w:val="0"/>
-        </w:rPr>
-        <w:t xml:space="preserve"> sn </w:t>
-      </w:r>
-      <w:r>
-        <w:rPr>
-          <w:rFonts w:ascii="Consolas" w:cs="Consolas" w:eastAsia="Consolas" w:hAnsi="Consolas"/>
-          <w:color w:val="d2a8ff"/>
-          <w:sz w:val="21"/>
-          <w:szCs w:val="21"/>
-          <w:rtl w:val="0"/>
-        </w:rPr>
-        <w:t xml:space="preserve">&lt;&lt;</w:t>
-      </w:r>
-      <w:r>
-        <w:rPr>
-          <w:rFonts w:ascii="Consolas" w:cs="Consolas" w:eastAsia="Consolas" w:hAnsi="Consolas"/>
-          <w:color w:val="c9d1d9"/>
-          <w:sz w:val="21"/>
-          <w:szCs w:val="21"/>
-          <w:rtl w:val="0"/>
-        </w:rPr>
-        <w:t xml:space="preserve"> </w:t>
-      </w:r>
-      <w:r>
-        <w:rPr>
-          <w:rFonts w:ascii="Consolas" w:cs="Consolas" w:eastAsia="Consolas" w:hAnsi="Consolas"/>
-          <w:color w:val="a5d6ff"/>
-          <w:sz w:val="21"/>
-          <w:szCs w:val="21"/>
-          <w:rtl w:val="0"/>
-        </w:rPr>
-        <w:t xml:space="preserve">" "</w:t>
-      </w:r>
-      <w:r>
-        <w:rPr>
-          <w:rFonts w:ascii="Consolas" w:cs="Consolas" w:eastAsia="Consolas" w:hAnsi="Consolas"/>
-          <w:color w:val="c9d1d9"/>
-          <w:sz w:val="21"/>
-          <w:szCs w:val="21"/>
-          <w:rtl w:val="0"/>
-        </w:rPr>
-        <w:t xml:space="preserve"> </w:t>
-      </w:r>
-      <w:r>
-        <w:rPr>
-          <w:rFonts w:ascii="Consolas" w:cs="Consolas" w:eastAsia="Consolas" w:hAnsi="Consolas"/>
-          <w:color w:val="d2a8ff"/>
-          <w:sz w:val="21"/>
-          <w:szCs w:val="21"/>
-          <w:rtl w:val="0"/>
-        </w:rPr>
-        <w:t xml:space="preserve">&lt;&lt;</w:t>
-      </w:r>
-      <w:r>
-        <w:rPr>
-          <w:rFonts w:ascii="Consolas" w:cs="Consolas" w:eastAsia="Consolas" w:hAnsi="Consolas"/>
-          <w:color w:val="c9d1d9"/>
-          <w:sz w:val="21"/>
-          <w:szCs w:val="21"/>
-          <w:rtl w:val="0"/>
-        </w:rPr>
-        <w:t xml:space="preserve"> sumeps </w:t>
-      </w:r>
-      <w:r>
-        <w:rPr>
-          <w:rFonts w:ascii="Consolas" w:cs="Consolas" w:eastAsia="Consolas" w:hAnsi="Consolas"/>
-          <w:color w:val="d2a8ff"/>
-          <w:sz w:val="21"/>
-          <w:szCs w:val="21"/>
-          <w:rtl w:val="0"/>
-        </w:rPr>
-        <w:t xml:space="preserve">&lt;&lt;</w:t>
-      </w:r>
-      <w:r>
-        <w:rPr>
-          <w:rFonts w:ascii="Consolas" w:cs="Consolas" w:eastAsia="Consolas" w:hAnsi="Consolas"/>
-          <w:color w:val="c9d1d9"/>
-          <w:sz w:val="21"/>
-          <w:szCs w:val="21"/>
-          <w:rtl w:val="0"/>
-        </w:rPr>
-        <w:t xml:space="preserve"> </w:t>
-      </w:r>
-      <w:r>
-        <w:rPr>
-          <w:rFonts w:ascii="Consolas" w:cs="Consolas" w:eastAsia="Consolas" w:hAnsi="Consolas"/>
-          <w:color w:val="a5d6ff"/>
-          <w:sz w:val="21"/>
-          <w:szCs w:val="21"/>
-          <w:rtl w:val="0"/>
-        </w:rPr>
-        <w:t xml:space="preserve">"</w:t>
-      </w:r>
-      <w:r>
-        <w:rPr>
-          <w:rFonts w:ascii="Consolas" w:cs="Consolas" w:eastAsia="Consolas" w:hAnsi="Consolas"/>
-          <w:color w:val="d7ba7d"/>
-          <w:sz w:val="21"/>
-          <w:szCs w:val="21"/>
-          <w:rtl w:val="0"/>
-        </w:rPr>
-        <w:t xml:space="preserve">\n</w:t>
-      </w:r>
-      <w:r>
-        <w:rPr>
-          <w:rFonts w:ascii="Consolas" w:cs="Consolas" w:eastAsia="Consolas" w:hAnsi="Consolas"/>
-          <w:color w:val="a5d6ff"/>
-          <w:sz w:val="21"/>
-          <w:szCs w:val="21"/>
-          <w:rtl w:val="0"/>
-        </w:rPr>
-        <w:t xml:space="preserve">"</w:t>
-      </w:r>
-      <w:r>
-        <w:rPr>
-          <w:rFonts w:ascii="Consolas" w:cs="Consolas" w:eastAsia="Consolas" w:hAnsi="Consolas"/>
-          <w:color w:val="c9d1d9"/>
-          <w:sz w:val="21"/>
-          <w:szCs w:val="21"/>
-          <w:rtl w:val="0"/>
-        </w:rPr>
-        <w:t xml:space="preserve">;</w:t>
+        <w:t xml:space="preserve">            }</w:t>
       </w:r>
     </w:p>
     <w:p>
@@ -10192,20 +10002,15 @@
         <w:jc w:val="both"/>
         <w:rPr>
           <w:rFonts w:ascii="Consolas" w:cs="Consolas" w:eastAsia="Consolas" w:hAnsi="Consolas"/>
-          <w:color w:val="c9d1d9"/>
-          <w:sz w:val="21"/>
-          <w:szCs w:val="21"/>
-        </w:rPr>
-      </w:pPr>
-      <w:r>
-        <w:rPr>
-          <w:rFonts w:ascii="Consolas" w:cs="Consolas" w:eastAsia="Consolas" w:hAnsi="Consolas"/>
-          <w:color w:val="c9d1d9"/>
-          <w:sz w:val="21"/>
-          <w:szCs w:val="21"/>
-          <w:rtl w:val="0"/>
-        </w:rPr>
-        <w:t xml:space="preserve">    }</w:t>
+          <w:color w:val="bbbebf"/>
+          <w:sz w:val="21"/>
+          <w:szCs w:val="21"/>
+        </w:rPr>
+      </w:pPr>
+      <w:r>
+        <w:rPr>
+          <w:rtl w:val="0"/>
+        </w:rPr>
       </w:r>
     </w:p>
     <w:p>
@@ -10216,60 +10021,40 @@
         <w:jc w:val="both"/>
         <w:rPr>
           <w:rFonts w:ascii="Consolas" w:cs="Consolas" w:eastAsia="Consolas" w:hAnsi="Consolas"/>
-          <w:color w:val="bbbebf"/>
-          <w:sz w:val="21"/>
-          <w:szCs w:val="21"/>
-        </w:rPr>
-      </w:pPr>
-      <w:r>
-        <w:rPr>
-          <w:rFonts w:ascii="Consolas" w:cs="Consolas" w:eastAsia="Consolas" w:hAnsi="Consolas"/>
-          <w:color w:val="bbbebf"/>
-          <w:sz w:val="21"/>
-          <w:szCs w:val="21"/>
-          <w:rtl w:val="0"/>
-        </w:rPr>
-        <w:t xml:space="preserve">    </w:t>
-      </w:r>
-      <w:r>
-        <w:rPr>
-          <w:rFonts w:ascii="Consolas" w:cs="Consolas" w:eastAsia="Consolas" w:hAnsi="Consolas"/>
-          <w:color w:val="c586c0"/>
-          <w:sz w:val="21"/>
-          <w:szCs w:val="21"/>
-          <w:rtl w:val="0"/>
-        </w:rPr>
-        <w:t xml:space="preserve">return</w:t>
-      </w:r>
-      <w:r>
-        <w:rPr>
-          <w:rFonts w:ascii="Consolas" w:cs="Consolas" w:eastAsia="Consolas" w:hAnsi="Consolas"/>
-          <w:color w:val="bbbebf"/>
-          <w:sz w:val="21"/>
-          <w:szCs w:val="21"/>
-          <w:rtl w:val="0"/>
-        </w:rPr>
-        <w:t xml:space="preserve"> </w:t>
-      </w:r>
-      <w:r>
-        <w:rPr>
-          <w:rFonts w:ascii="Consolas" w:cs="Consolas" w:eastAsia="Consolas" w:hAnsi="Consolas"/>
-          <w:color w:val="b5cea8"/>
-          <w:sz w:val="21"/>
-          <w:szCs w:val="21"/>
-          <w:rtl w:val="0"/>
-        </w:rPr>
-        <w:t xml:space="preserve">0</w:t>
-      </w:r>
-      <w:r>
-        <w:rPr>
-          <w:rFonts w:ascii="Consolas" w:cs="Consolas" w:eastAsia="Consolas" w:hAnsi="Consolas"/>
-          <w:color w:val="bbbebf"/>
-          <w:sz w:val="21"/>
-          <w:szCs w:val="21"/>
-          <w:rtl w:val="0"/>
-        </w:rPr>
-        <w:t xml:space="preserve">;</w:t>
+          <w:color w:val="c9d1d9"/>
+          <w:sz w:val="21"/>
+          <w:szCs w:val="21"/>
+        </w:rPr>
+      </w:pPr>
+      <w:r>
+        <w:rPr>
+          <w:rFonts w:ascii="Consolas" w:cs="Consolas" w:eastAsia="Consolas" w:hAnsi="Consolas"/>
+          <w:color w:val="c9d1d9"/>
+          <w:sz w:val="21"/>
+          <w:szCs w:val="21"/>
+          <w:rtl w:val="0"/>
+        </w:rPr>
+        <w:t xml:space="preserve">            sumeps </w:t>
+      </w:r>
+      <w:r>
+        <w:rPr>
+          <w:rFonts w:ascii="Consolas" w:cs="Consolas" w:eastAsia="Consolas" w:hAnsi="Consolas"/>
+          <w:color w:val="d4d4d4"/>
+          <w:sz w:val="21"/>
+          <w:szCs w:val="21"/>
+          <w:rtl w:val="0"/>
+        </w:rPr>
+        <w:t xml:space="preserve">+=</w:t>
+      </w:r>
+      <w:r>
+        <w:rPr>
+          <w:rFonts w:ascii="Consolas" w:cs="Consolas" w:eastAsia="Consolas" w:hAnsi="Consolas"/>
+          <w:color w:val="c9d1d9"/>
+          <w:sz w:val="21"/>
+          <w:szCs w:val="21"/>
+          <w:rtl w:val="0"/>
+        </w:rPr>
+        <w:t xml:space="preserve"> temptwo;</w:t>
       </w:r>
     </w:p>
     <w:p>
@@ -10280,20 +10065,40 @@
         <w:jc w:val="both"/>
         <w:rPr>
           <w:rFonts w:ascii="Consolas" w:cs="Consolas" w:eastAsia="Consolas" w:hAnsi="Consolas"/>
-          <w:color w:val="bbbebf"/>
-          <w:sz w:val="21"/>
-          <w:szCs w:val="21"/>
-        </w:rPr>
-      </w:pPr>
-      <w:r>
-        <w:rPr>
-          <w:rFonts w:ascii="Consolas" w:cs="Consolas" w:eastAsia="Consolas" w:hAnsi="Consolas"/>
-          <w:color w:val="bbbebf"/>
-          <w:sz w:val="21"/>
-          <w:szCs w:val="21"/>
-          <w:rtl w:val="0"/>
-        </w:rPr>
-        <w:t xml:space="preserve">}</w:t>
+          <w:color w:val="c9d1d9"/>
+          <w:sz w:val="21"/>
+          <w:szCs w:val="21"/>
+        </w:rPr>
+      </w:pPr>
+      <w:r>
+        <w:rPr>
+          <w:rFonts w:ascii="Consolas" w:cs="Consolas" w:eastAsia="Consolas" w:hAnsi="Consolas"/>
+          <w:color w:val="c9d1d9"/>
+          <w:sz w:val="21"/>
+          <w:szCs w:val="21"/>
+          <w:rtl w:val="0"/>
+        </w:rPr>
+        <w:t xml:space="preserve">            num</w:t>
+      </w:r>
+      <w:r>
+        <w:rPr>
+          <w:rFonts w:ascii="Consolas" w:cs="Consolas" w:eastAsia="Consolas" w:hAnsi="Consolas"/>
+          <w:color w:val="d4d4d4"/>
+          <w:sz w:val="21"/>
+          <w:szCs w:val="21"/>
+          <w:rtl w:val="0"/>
+        </w:rPr>
+        <w:t xml:space="preserve">++</w:t>
+      </w:r>
+      <w:r>
+        <w:rPr>
+          <w:rFonts w:ascii="Consolas" w:cs="Consolas" w:eastAsia="Consolas" w:hAnsi="Consolas"/>
+          <w:color w:val="c9d1d9"/>
+          <w:sz w:val="21"/>
+          <w:szCs w:val="21"/>
+          <w:rtl w:val="0"/>
+        </w:rPr>
+        <w:t xml:space="preserve">;</w:t>
       </w:r>
     </w:p>
     <w:p>
@@ -10301,6 +10106,838 @@
         <w:shd w:fill="121314" w:val="clear"/>
         <w:spacing w:line="325.71428571428567" w:lineRule="auto"/>
         <w:ind w:left="1080" w:hanging="360"/>
+        <w:jc w:val="both"/>
+        <w:rPr>
+          <w:rFonts w:ascii="Consolas" w:cs="Consolas" w:eastAsia="Consolas" w:hAnsi="Consolas"/>
+          <w:color w:val="c9d1d9"/>
+          <w:sz w:val="21"/>
+          <w:szCs w:val="21"/>
+        </w:rPr>
+      </w:pPr>
+      <w:r>
+        <w:rPr>
+          <w:rFonts w:ascii="Consolas" w:cs="Consolas" w:eastAsia="Consolas" w:hAnsi="Consolas"/>
+          <w:color w:val="c9d1d9"/>
+          <w:sz w:val="21"/>
+          <w:szCs w:val="21"/>
+          <w:rtl w:val="0"/>
+        </w:rPr>
+        <w:t xml:space="preserve">        }</w:t>
+      </w:r>
+    </w:p>
+    <w:p>
+      <w:pPr>
+        <w:shd w:fill="121314" w:val="clear"/>
+        <w:spacing w:line="325.71428571428567" w:lineRule="auto"/>
+        <w:ind w:left="1080" w:hanging="360"/>
+        <w:jc w:val="both"/>
+        <w:rPr>
+          <w:rFonts w:ascii="Consolas" w:cs="Consolas" w:eastAsia="Consolas" w:hAnsi="Consolas"/>
+          <w:color w:val="bbbebf"/>
+          <w:sz w:val="21"/>
+          <w:szCs w:val="21"/>
+        </w:rPr>
+      </w:pPr>
+      <w:r>
+        <w:rPr>
+          <w:rtl w:val="0"/>
+        </w:rPr>
+      </w:r>
+    </w:p>
+    <w:p>
+      <w:pPr>
+        <w:shd w:fill="121314" w:val="clear"/>
+        <w:spacing w:line="325.71428571428567" w:lineRule="auto"/>
+        <w:ind w:left="1080" w:hanging="360"/>
+        <w:jc w:val="both"/>
+        <w:rPr>
+          <w:rFonts w:ascii="Consolas" w:cs="Consolas" w:eastAsia="Consolas" w:hAnsi="Consolas"/>
+          <w:color w:val="c9d1d9"/>
+          <w:sz w:val="21"/>
+          <w:szCs w:val="21"/>
+        </w:rPr>
+      </w:pPr>
+      <w:r>
+        <w:rPr>
+          <w:rFonts w:ascii="Consolas" w:cs="Consolas" w:eastAsia="Consolas" w:hAnsi="Consolas"/>
+          <w:color w:val="c9d1d9"/>
+          <w:sz w:val="21"/>
+          <w:szCs w:val="21"/>
+          <w:rtl w:val="0"/>
+        </w:rPr>
+        <w:t xml:space="preserve">        </w:t>
+      </w:r>
+      <w:r>
+        <w:rPr>
+          <w:rFonts w:ascii="Consolas" w:cs="Consolas" w:eastAsia="Consolas" w:hAnsi="Consolas"/>
+          <w:color w:val="ff7b72"/>
+          <w:sz w:val="21"/>
+          <w:szCs w:val="21"/>
+          <w:rtl w:val="0"/>
+        </w:rPr>
+        <w:t xml:space="preserve">double</w:t>
+      </w:r>
+      <w:r>
+        <w:rPr>
+          <w:rFonts w:ascii="Consolas" w:cs="Consolas" w:eastAsia="Consolas" w:hAnsi="Consolas"/>
+          <w:color w:val="c9d1d9"/>
+          <w:sz w:val="21"/>
+          <w:szCs w:val="21"/>
+          <w:rtl w:val="0"/>
+        </w:rPr>
+        <w:t xml:space="preserve"> y </w:t>
+      </w:r>
+      <w:r>
+        <w:rPr>
+          <w:rFonts w:ascii="Consolas" w:cs="Consolas" w:eastAsia="Consolas" w:hAnsi="Consolas"/>
+          <w:color w:val="d4d4d4"/>
+          <w:sz w:val="21"/>
+          <w:szCs w:val="21"/>
+          <w:rtl w:val="0"/>
+        </w:rPr>
+        <w:t xml:space="preserve">=</w:t>
+      </w:r>
+      <w:r>
+        <w:rPr>
+          <w:rFonts w:ascii="Consolas" w:cs="Consolas" w:eastAsia="Consolas" w:hAnsi="Consolas"/>
+          <w:color w:val="c9d1d9"/>
+          <w:sz w:val="21"/>
+          <w:szCs w:val="21"/>
+          <w:rtl w:val="0"/>
+        </w:rPr>
+        <w:t xml:space="preserve"> (</w:t>
+      </w:r>
+      <w:r>
+        <w:rPr>
+          <w:rFonts w:ascii="Consolas" w:cs="Consolas" w:eastAsia="Consolas" w:hAnsi="Consolas"/>
+          <w:color w:val="b5cea8"/>
+          <w:sz w:val="21"/>
+          <w:szCs w:val="21"/>
+          <w:rtl w:val="0"/>
+        </w:rPr>
+        <w:t xml:space="preserve">1</w:t>
+      </w:r>
+      <w:r>
+        <w:rPr>
+          <w:rFonts w:ascii="Consolas" w:cs="Consolas" w:eastAsia="Consolas" w:hAnsi="Consolas"/>
+          <w:color w:val="c9d1d9"/>
+          <w:sz w:val="21"/>
+          <w:szCs w:val="21"/>
+          <w:rtl w:val="0"/>
+        </w:rPr>
+        <w:t xml:space="preserve"> </w:t>
+      </w:r>
+      <w:r>
+        <w:rPr>
+          <w:rFonts w:ascii="Consolas" w:cs="Consolas" w:eastAsia="Consolas" w:hAnsi="Consolas"/>
+          <w:color w:val="d4d4d4"/>
+          <w:sz w:val="21"/>
+          <w:szCs w:val="21"/>
+          <w:rtl w:val="0"/>
+        </w:rPr>
+        <w:t xml:space="preserve">+</w:t>
+      </w:r>
+      <w:r>
+        <w:rPr>
+          <w:rFonts w:ascii="Consolas" w:cs="Consolas" w:eastAsia="Consolas" w:hAnsi="Consolas"/>
+          <w:color w:val="c9d1d9"/>
+          <w:sz w:val="21"/>
+          <w:szCs w:val="21"/>
+          <w:rtl w:val="0"/>
+        </w:rPr>
+        <w:t xml:space="preserve"> </w:t>
+      </w:r>
+      <w:r>
+        <w:rPr>
+          <w:rFonts w:ascii="Consolas" w:cs="Consolas" w:eastAsia="Consolas" w:hAnsi="Consolas"/>
+          <w:color w:val="b5cea8"/>
+          <w:sz w:val="21"/>
+          <w:szCs w:val="21"/>
+          <w:rtl w:val="0"/>
+        </w:rPr>
+        <w:t xml:space="preserve">2</w:t>
+      </w:r>
+      <w:r>
+        <w:rPr>
+          <w:rFonts w:ascii="Consolas" w:cs="Consolas" w:eastAsia="Consolas" w:hAnsi="Consolas"/>
+          <w:color w:val="c9d1d9"/>
+          <w:sz w:val="21"/>
+          <w:szCs w:val="21"/>
+          <w:rtl w:val="0"/>
+        </w:rPr>
+        <w:t xml:space="preserve"> </w:t>
+      </w:r>
+      <w:r>
+        <w:rPr>
+          <w:rFonts w:ascii="Consolas" w:cs="Consolas" w:eastAsia="Consolas" w:hAnsi="Consolas"/>
+          <w:color w:val="d4d4d4"/>
+          <w:sz w:val="21"/>
+          <w:szCs w:val="21"/>
+          <w:rtl w:val="0"/>
+        </w:rPr>
+        <w:t xml:space="preserve">*</w:t>
+      </w:r>
+      <w:r>
+        <w:rPr>
+          <w:rFonts w:ascii="Consolas" w:cs="Consolas" w:eastAsia="Consolas" w:hAnsi="Consolas"/>
+          <w:color w:val="c9d1d9"/>
+          <w:sz w:val="21"/>
+          <w:szCs w:val="21"/>
+          <w:rtl w:val="0"/>
+        </w:rPr>
+        <w:t xml:space="preserve"> xsquare) </w:t>
+      </w:r>
+      <w:r>
+        <w:rPr>
+          <w:rFonts w:ascii="Consolas" w:cs="Consolas" w:eastAsia="Consolas" w:hAnsi="Consolas"/>
+          <w:color w:val="d4d4d4"/>
+          <w:sz w:val="21"/>
+          <w:szCs w:val="21"/>
+          <w:rtl w:val="0"/>
+        </w:rPr>
+        <w:t xml:space="preserve">*</w:t>
+      </w:r>
+      <w:r>
+        <w:rPr>
+          <w:rFonts w:ascii="Consolas" w:cs="Consolas" w:eastAsia="Consolas" w:hAnsi="Consolas"/>
+          <w:color w:val="c9d1d9"/>
+          <w:sz w:val="21"/>
+          <w:szCs w:val="21"/>
+          <w:rtl w:val="0"/>
+        </w:rPr>
+        <w:t xml:space="preserve"> </w:t>
+      </w:r>
+      <w:r>
+        <w:rPr>
+          <w:rFonts w:ascii="Consolas" w:cs="Consolas" w:eastAsia="Consolas" w:hAnsi="Consolas"/>
+          <w:color w:val="4ec9b0"/>
+          <w:sz w:val="21"/>
+          <w:szCs w:val="21"/>
+          <w:rtl w:val="0"/>
+        </w:rPr>
+        <w:t xml:space="preserve">std</w:t>
+      </w:r>
+      <w:r>
+        <w:rPr>
+          <w:rFonts w:ascii="Consolas" w:cs="Consolas" w:eastAsia="Consolas" w:hAnsi="Consolas"/>
+          <w:color w:val="c9d1d9"/>
+          <w:sz w:val="21"/>
+          <w:szCs w:val="21"/>
+          <w:rtl w:val="0"/>
+        </w:rPr>
+        <w:t xml:space="preserve">::</w:t>
+      </w:r>
+      <w:r>
+        <w:rPr>
+          <w:rFonts w:ascii="Consolas" w:cs="Consolas" w:eastAsia="Consolas" w:hAnsi="Consolas"/>
+          <w:color w:val="d2a8ff"/>
+          <w:sz w:val="21"/>
+          <w:szCs w:val="21"/>
+          <w:rtl w:val="0"/>
+        </w:rPr>
+        <w:t xml:space="preserve">exp</w:t>
+      </w:r>
+      <w:r>
+        <w:rPr>
+          <w:rFonts w:ascii="Consolas" w:cs="Consolas" w:eastAsia="Consolas" w:hAnsi="Consolas"/>
+          <w:color w:val="c9d1d9"/>
+          <w:sz w:val="21"/>
+          <w:szCs w:val="21"/>
+          <w:rtl w:val="0"/>
+        </w:rPr>
+        <w:t xml:space="preserve">(xsquare);</w:t>
+      </w:r>
+    </w:p>
+    <w:p>
+      <w:pPr>
+        <w:shd w:fill="121314" w:val="clear"/>
+        <w:spacing w:line="325.71428571428567" w:lineRule="auto"/>
+        <w:ind w:left="1080" w:hanging="360"/>
+        <w:jc w:val="both"/>
+        <w:rPr>
+          <w:rFonts w:ascii="Consolas" w:cs="Consolas" w:eastAsia="Consolas" w:hAnsi="Consolas"/>
+          <w:color w:val="bbbebf"/>
+          <w:sz w:val="21"/>
+          <w:szCs w:val="21"/>
+        </w:rPr>
+      </w:pPr>
+      <w:r>
+        <w:rPr>
+          <w:rtl w:val="0"/>
+        </w:rPr>
+      </w:r>
+    </w:p>
+    <w:p>
+      <w:pPr>
+        <w:shd w:fill="121314" w:val="clear"/>
+        <w:spacing w:line="325.71428571428567" w:lineRule="auto"/>
+        <w:ind w:left="1080" w:hanging="360"/>
+        <w:jc w:val="both"/>
+        <w:rPr>
+          <w:rFonts w:ascii="Consolas" w:cs="Consolas" w:eastAsia="Consolas" w:hAnsi="Consolas"/>
+          <w:color w:val="c9d1d9"/>
+          <w:sz w:val="21"/>
+          <w:szCs w:val="21"/>
+        </w:rPr>
+      </w:pPr>
+      <w:r>
+        <w:rPr>
+          <w:rFonts w:ascii="Consolas" w:cs="Consolas" w:eastAsia="Consolas" w:hAnsi="Consolas"/>
+          <w:color w:val="c9d1d9"/>
+          <w:sz w:val="21"/>
+          <w:szCs w:val="21"/>
+          <w:rtl w:val="0"/>
+        </w:rPr>
+        <w:t xml:space="preserve">        </w:t>
+      </w:r>
+      <w:r>
+        <w:rPr>
+          <w:rFonts w:ascii="Consolas" w:cs="Consolas" w:eastAsia="Consolas" w:hAnsi="Consolas"/>
+          <w:color w:val="4ec9b0"/>
+          <w:sz w:val="21"/>
+          <w:szCs w:val="21"/>
+          <w:rtl w:val="0"/>
+        </w:rPr>
+        <w:t xml:space="preserve">std</w:t>
+      </w:r>
+      <w:r>
+        <w:rPr>
+          <w:rFonts w:ascii="Consolas" w:cs="Consolas" w:eastAsia="Consolas" w:hAnsi="Consolas"/>
+          <w:color w:val="c9d1d9"/>
+          <w:sz w:val="21"/>
+          <w:szCs w:val="21"/>
+          <w:rtl w:val="0"/>
+        </w:rPr>
+        <w:t xml:space="preserve">::cout </w:t>
+      </w:r>
+      <w:r>
+        <w:rPr>
+          <w:rFonts w:ascii="Consolas" w:cs="Consolas" w:eastAsia="Consolas" w:hAnsi="Consolas"/>
+          <w:color w:val="d2a8ff"/>
+          <w:sz w:val="21"/>
+          <w:szCs w:val="21"/>
+          <w:rtl w:val="0"/>
+        </w:rPr>
+        <w:t xml:space="preserve">&lt;&lt;</w:t>
+      </w:r>
+      <w:r>
+        <w:rPr>
+          <w:rFonts w:ascii="Consolas" w:cs="Consolas" w:eastAsia="Consolas" w:hAnsi="Consolas"/>
+          <w:color w:val="c9d1d9"/>
+          <w:sz w:val="21"/>
+          <w:szCs w:val="21"/>
+          <w:rtl w:val="0"/>
+        </w:rPr>
+        <w:t xml:space="preserve"> </w:t>
+      </w:r>
+      <w:r>
+        <w:rPr>
+          <w:rFonts w:ascii="Consolas" w:cs="Consolas" w:eastAsia="Consolas" w:hAnsi="Consolas"/>
+          <w:color w:val="a5d6ff"/>
+          <w:sz w:val="21"/>
+          <w:szCs w:val="21"/>
+          <w:rtl w:val="0"/>
+        </w:rPr>
+        <w:t xml:space="preserve">"X="</w:t>
+      </w:r>
+      <w:r>
+        <w:rPr>
+          <w:rFonts w:ascii="Consolas" w:cs="Consolas" w:eastAsia="Consolas" w:hAnsi="Consolas"/>
+          <w:color w:val="c9d1d9"/>
+          <w:sz w:val="21"/>
+          <w:szCs w:val="21"/>
+          <w:rtl w:val="0"/>
+        </w:rPr>
+        <w:t xml:space="preserve"> </w:t>
+      </w:r>
+      <w:r>
+        <w:rPr>
+          <w:rFonts w:ascii="Consolas" w:cs="Consolas" w:eastAsia="Consolas" w:hAnsi="Consolas"/>
+          <w:color w:val="d2a8ff"/>
+          <w:sz w:val="21"/>
+          <w:szCs w:val="21"/>
+          <w:rtl w:val="0"/>
+        </w:rPr>
+        <w:t xml:space="preserve">&lt;&lt;</w:t>
+      </w:r>
+      <w:r>
+        <w:rPr>
+          <w:rFonts w:ascii="Consolas" w:cs="Consolas" w:eastAsia="Consolas" w:hAnsi="Consolas"/>
+          <w:color w:val="c9d1d9"/>
+          <w:sz w:val="21"/>
+          <w:szCs w:val="21"/>
+          <w:rtl w:val="0"/>
+        </w:rPr>
+        <w:t xml:space="preserve"> x</w:t>
+      </w:r>
+    </w:p>
+    <w:p>
+      <w:pPr>
+        <w:shd w:fill="121314" w:val="clear"/>
+        <w:spacing w:line="325.71428571428567" w:lineRule="auto"/>
+        <w:ind w:left="1080" w:hanging="360"/>
+        <w:jc w:val="both"/>
+        <w:rPr>
+          <w:rFonts w:ascii="Consolas" w:cs="Consolas" w:eastAsia="Consolas" w:hAnsi="Consolas"/>
+          <w:color w:val="c9d1d9"/>
+          <w:sz w:val="21"/>
+          <w:szCs w:val="21"/>
+        </w:rPr>
+      </w:pPr>
+      <w:r>
+        <w:rPr>
+          <w:rFonts w:ascii="Consolas" w:cs="Consolas" w:eastAsia="Consolas" w:hAnsi="Consolas"/>
+          <w:color w:val="c9d1d9"/>
+          <w:sz w:val="21"/>
+          <w:szCs w:val="21"/>
+          <w:rtl w:val="0"/>
+        </w:rPr>
+        <w:t xml:space="preserve">                  </w:t>
+      </w:r>
+      <w:r>
+        <w:rPr>
+          <w:rFonts w:ascii="Consolas" w:cs="Consolas" w:eastAsia="Consolas" w:hAnsi="Consolas"/>
+          <w:color w:val="d2a8ff"/>
+          <w:sz w:val="21"/>
+          <w:szCs w:val="21"/>
+          <w:rtl w:val="0"/>
+        </w:rPr>
+        <w:t xml:space="preserve">&lt;&lt;</w:t>
+      </w:r>
+      <w:r>
+        <w:rPr>
+          <w:rFonts w:ascii="Consolas" w:cs="Consolas" w:eastAsia="Consolas" w:hAnsi="Consolas"/>
+          <w:color w:val="c9d1d9"/>
+          <w:sz w:val="21"/>
+          <w:szCs w:val="21"/>
+          <w:rtl w:val="0"/>
+        </w:rPr>
+        <w:t xml:space="preserve"> </w:t>
+      </w:r>
+      <w:r>
+        <w:rPr>
+          <w:rFonts w:ascii="Consolas" w:cs="Consolas" w:eastAsia="Consolas" w:hAnsi="Consolas"/>
+          <w:color w:val="a5d6ff"/>
+          <w:sz w:val="21"/>
+          <w:szCs w:val="21"/>
+          <w:rtl w:val="0"/>
+        </w:rPr>
+        <w:t xml:space="preserve">" SN="</w:t>
+      </w:r>
+      <w:r>
+        <w:rPr>
+          <w:rFonts w:ascii="Consolas" w:cs="Consolas" w:eastAsia="Consolas" w:hAnsi="Consolas"/>
+          <w:color w:val="c9d1d9"/>
+          <w:sz w:val="21"/>
+          <w:szCs w:val="21"/>
+          <w:rtl w:val="0"/>
+        </w:rPr>
+        <w:t xml:space="preserve"> </w:t>
+      </w:r>
+      <w:r>
+        <w:rPr>
+          <w:rFonts w:ascii="Consolas" w:cs="Consolas" w:eastAsia="Consolas" w:hAnsi="Consolas"/>
+          <w:color w:val="d2a8ff"/>
+          <w:sz w:val="21"/>
+          <w:szCs w:val="21"/>
+          <w:rtl w:val="0"/>
+        </w:rPr>
+        <w:t xml:space="preserve">&lt;&lt;</w:t>
+      </w:r>
+      <w:r>
+        <w:rPr>
+          <w:rFonts w:ascii="Consolas" w:cs="Consolas" w:eastAsia="Consolas" w:hAnsi="Consolas"/>
+          <w:color w:val="c9d1d9"/>
+          <w:sz w:val="21"/>
+          <w:szCs w:val="21"/>
+          <w:rtl w:val="0"/>
+        </w:rPr>
+        <w:t xml:space="preserve"> sn</w:t>
+      </w:r>
+    </w:p>
+    <w:p>
+      <w:pPr>
+        <w:shd w:fill="121314" w:val="clear"/>
+        <w:spacing w:line="325.71428571428567" w:lineRule="auto"/>
+        <w:ind w:left="1080" w:hanging="360"/>
+        <w:jc w:val="both"/>
+        <w:rPr>
+          <w:rFonts w:ascii="Consolas" w:cs="Consolas" w:eastAsia="Consolas" w:hAnsi="Consolas"/>
+          <w:color w:val="c9d1d9"/>
+          <w:sz w:val="21"/>
+          <w:szCs w:val="21"/>
+        </w:rPr>
+      </w:pPr>
+      <w:r>
+        <w:rPr>
+          <w:rFonts w:ascii="Consolas" w:cs="Consolas" w:eastAsia="Consolas" w:hAnsi="Consolas"/>
+          <w:color w:val="c9d1d9"/>
+          <w:sz w:val="21"/>
+          <w:szCs w:val="21"/>
+          <w:rtl w:val="0"/>
+        </w:rPr>
+        <w:t xml:space="preserve">                  </w:t>
+      </w:r>
+      <w:r>
+        <w:rPr>
+          <w:rFonts w:ascii="Consolas" w:cs="Consolas" w:eastAsia="Consolas" w:hAnsi="Consolas"/>
+          <w:color w:val="d2a8ff"/>
+          <w:sz w:val="21"/>
+          <w:szCs w:val="21"/>
+          <w:rtl w:val="0"/>
+        </w:rPr>
+        <w:t xml:space="preserve">&lt;&lt;</w:t>
+      </w:r>
+      <w:r>
+        <w:rPr>
+          <w:rFonts w:ascii="Consolas" w:cs="Consolas" w:eastAsia="Consolas" w:hAnsi="Consolas"/>
+          <w:color w:val="c9d1d9"/>
+          <w:sz w:val="21"/>
+          <w:szCs w:val="21"/>
+          <w:rtl w:val="0"/>
+        </w:rPr>
+        <w:t xml:space="preserve"> </w:t>
+      </w:r>
+      <w:r>
+        <w:rPr>
+          <w:rFonts w:ascii="Consolas" w:cs="Consolas" w:eastAsia="Consolas" w:hAnsi="Consolas"/>
+          <w:color w:val="a5d6ff"/>
+          <w:sz w:val="21"/>
+          <w:szCs w:val="21"/>
+          <w:rtl w:val="0"/>
+        </w:rPr>
+        <w:t xml:space="preserve">" SE="</w:t>
+      </w:r>
+      <w:r>
+        <w:rPr>
+          <w:rFonts w:ascii="Consolas" w:cs="Consolas" w:eastAsia="Consolas" w:hAnsi="Consolas"/>
+          <w:color w:val="c9d1d9"/>
+          <w:sz w:val="21"/>
+          <w:szCs w:val="21"/>
+          <w:rtl w:val="0"/>
+        </w:rPr>
+        <w:t xml:space="preserve"> </w:t>
+      </w:r>
+      <w:r>
+        <w:rPr>
+          <w:rFonts w:ascii="Consolas" w:cs="Consolas" w:eastAsia="Consolas" w:hAnsi="Consolas"/>
+          <w:color w:val="d2a8ff"/>
+          <w:sz w:val="21"/>
+          <w:szCs w:val="21"/>
+          <w:rtl w:val="0"/>
+        </w:rPr>
+        <w:t xml:space="preserve">&lt;&lt;</w:t>
+      </w:r>
+      <w:r>
+        <w:rPr>
+          <w:rFonts w:ascii="Consolas" w:cs="Consolas" w:eastAsia="Consolas" w:hAnsi="Consolas"/>
+          <w:color w:val="c9d1d9"/>
+          <w:sz w:val="21"/>
+          <w:szCs w:val="21"/>
+          <w:rtl w:val="0"/>
+        </w:rPr>
+        <w:t xml:space="preserve"> sumeps</w:t>
+      </w:r>
+    </w:p>
+    <w:p>
+      <w:pPr>
+        <w:shd w:fill="121314" w:val="clear"/>
+        <w:spacing w:line="325.71428571428567" w:lineRule="auto"/>
+        <w:ind w:left="1080" w:hanging="360"/>
+        <w:jc w:val="both"/>
+        <w:rPr>
+          <w:rFonts w:ascii="Consolas" w:cs="Consolas" w:eastAsia="Consolas" w:hAnsi="Consolas"/>
+          <w:color w:val="c9d1d9"/>
+          <w:sz w:val="21"/>
+          <w:szCs w:val="21"/>
+        </w:rPr>
+      </w:pPr>
+      <w:r>
+        <w:rPr>
+          <w:rFonts w:ascii="Consolas" w:cs="Consolas" w:eastAsia="Consolas" w:hAnsi="Consolas"/>
+          <w:color w:val="c9d1d9"/>
+          <w:sz w:val="21"/>
+          <w:szCs w:val="21"/>
+          <w:rtl w:val="0"/>
+        </w:rPr>
+        <w:t xml:space="preserve">                  </w:t>
+      </w:r>
+      <w:r>
+        <w:rPr>
+          <w:rFonts w:ascii="Consolas" w:cs="Consolas" w:eastAsia="Consolas" w:hAnsi="Consolas"/>
+          <w:color w:val="d2a8ff"/>
+          <w:sz w:val="21"/>
+          <w:szCs w:val="21"/>
+          <w:rtl w:val="0"/>
+        </w:rPr>
+        <w:t xml:space="preserve">&lt;&lt;</w:t>
+      </w:r>
+      <w:r>
+        <w:rPr>
+          <w:rFonts w:ascii="Consolas" w:cs="Consolas" w:eastAsia="Consolas" w:hAnsi="Consolas"/>
+          <w:color w:val="c9d1d9"/>
+          <w:sz w:val="21"/>
+          <w:szCs w:val="21"/>
+          <w:rtl w:val="0"/>
+        </w:rPr>
+        <w:t xml:space="preserve"> </w:t>
+      </w:r>
+      <w:r>
+        <w:rPr>
+          <w:rFonts w:ascii="Consolas" w:cs="Consolas" w:eastAsia="Consolas" w:hAnsi="Consolas"/>
+          <w:color w:val="a5d6ff"/>
+          <w:sz w:val="21"/>
+          <w:szCs w:val="21"/>
+          <w:rtl w:val="0"/>
+        </w:rPr>
+        <w:t xml:space="preserve">" Y="</w:t>
+      </w:r>
+      <w:r>
+        <w:rPr>
+          <w:rFonts w:ascii="Consolas" w:cs="Consolas" w:eastAsia="Consolas" w:hAnsi="Consolas"/>
+          <w:color w:val="c9d1d9"/>
+          <w:sz w:val="21"/>
+          <w:szCs w:val="21"/>
+          <w:rtl w:val="0"/>
+        </w:rPr>
+        <w:t xml:space="preserve"> </w:t>
+      </w:r>
+      <w:r>
+        <w:rPr>
+          <w:rFonts w:ascii="Consolas" w:cs="Consolas" w:eastAsia="Consolas" w:hAnsi="Consolas"/>
+          <w:color w:val="d2a8ff"/>
+          <w:sz w:val="21"/>
+          <w:szCs w:val="21"/>
+          <w:rtl w:val="0"/>
+        </w:rPr>
+        <w:t xml:space="preserve">&lt;&lt;</w:t>
+      </w:r>
+      <w:r>
+        <w:rPr>
+          <w:rFonts w:ascii="Consolas" w:cs="Consolas" w:eastAsia="Consolas" w:hAnsi="Consolas"/>
+          <w:color w:val="c9d1d9"/>
+          <w:sz w:val="21"/>
+          <w:szCs w:val="21"/>
+          <w:rtl w:val="0"/>
+        </w:rPr>
+        <w:t xml:space="preserve"> y </w:t>
+      </w:r>
+      <w:r>
+        <w:rPr>
+          <w:rFonts w:ascii="Consolas" w:cs="Consolas" w:eastAsia="Consolas" w:hAnsi="Consolas"/>
+          <w:color w:val="d2a8ff"/>
+          <w:sz w:val="21"/>
+          <w:szCs w:val="21"/>
+          <w:rtl w:val="0"/>
+        </w:rPr>
+        <w:t xml:space="preserve">&lt;&lt;</w:t>
+      </w:r>
+      <w:r>
+        <w:rPr>
+          <w:rFonts w:ascii="Consolas" w:cs="Consolas" w:eastAsia="Consolas" w:hAnsi="Consolas"/>
+          <w:color w:val="c9d1d9"/>
+          <w:sz w:val="21"/>
+          <w:szCs w:val="21"/>
+          <w:rtl w:val="0"/>
+        </w:rPr>
+        <w:t xml:space="preserve"> </w:t>
+      </w:r>
+      <w:r>
+        <w:rPr>
+          <w:rFonts w:ascii="Consolas" w:cs="Consolas" w:eastAsia="Consolas" w:hAnsi="Consolas"/>
+          <w:color w:val="a5d6ff"/>
+          <w:sz w:val="21"/>
+          <w:szCs w:val="21"/>
+          <w:rtl w:val="0"/>
+        </w:rPr>
+        <w:t xml:space="preserve">"</w:t>
+      </w:r>
+      <w:r>
+        <w:rPr>
+          <w:rFonts w:ascii="Consolas" w:cs="Consolas" w:eastAsia="Consolas" w:hAnsi="Consolas"/>
+          <w:color w:val="d7ba7d"/>
+          <w:sz w:val="21"/>
+          <w:szCs w:val="21"/>
+          <w:rtl w:val="0"/>
+        </w:rPr>
+        <w:t xml:space="preserve">\n</w:t>
+      </w:r>
+      <w:r>
+        <w:rPr>
+          <w:rFonts w:ascii="Consolas" w:cs="Consolas" w:eastAsia="Consolas" w:hAnsi="Consolas"/>
+          <w:color w:val="a5d6ff"/>
+          <w:sz w:val="21"/>
+          <w:szCs w:val="21"/>
+          <w:rtl w:val="0"/>
+        </w:rPr>
+        <w:t xml:space="preserve">"</w:t>
+      </w:r>
+      <w:r>
+        <w:rPr>
+          <w:rFonts w:ascii="Consolas" w:cs="Consolas" w:eastAsia="Consolas" w:hAnsi="Consolas"/>
+          <w:color w:val="c9d1d9"/>
+          <w:sz w:val="21"/>
+          <w:szCs w:val="21"/>
+          <w:rtl w:val="0"/>
+        </w:rPr>
+        <w:t xml:space="preserve">;</w:t>
+      </w:r>
+    </w:p>
+    <w:p>
+      <w:pPr>
+        <w:shd w:fill="121314" w:val="clear"/>
+        <w:spacing w:line="325.71428571428567" w:lineRule="auto"/>
+        <w:ind w:left="1080" w:hanging="360"/>
+        <w:jc w:val="both"/>
+        <w:rPr>
+          <w:rFonts w:ascii="Consolas" w:cs="Consolas" w:eastAsia="Consolas" w:hAnsi="Consolas"/>
+          <w:color w:val="c9d1d9"/>
+          <w:sz w:val="21"/>
+          <w:szCs w:val="21"/>
+        </w:rPr>
+      </w:pPr>
+      <w:r>
+        <w:rPr>
+          <w:rFonts w:ascii="Consolas" w:cs="Consolas" w:eastAsia="Consolas" w:hAnsi="Consolas"/>
+          <w:color w:val="c9d1d9"/>
+          <w:sz w:val="21"/>
+          <w:szCs w:val="21"/>
+          <w:rtl w:val="0"/>
+        </w:rPr>
+        <w:t xml:space="preserve">    }</w:t>
+      </w:r>
+    </w:p>
+    <w:p>
+      <w:pPr>
+        <w:shd w:fill="121314" w:val="clear"/>
+        <w:spacing w:line="325.71428571428567" w:lineRule="auto"/>
+        <w:ind w:left="1080" w:hanging="360"/>
+        <w:jc w:val="both"/>
+        <w:rPr>
+          <w:rFonts w:ascii="Consolas" w:cs="Consolas" w:eastAsia="Consolas" w:hAnsi="Consolas"/>
+          <w:color w:val="bbbebf"/>
+          <w:sz w:val="21"/>
+          <w:szCs w:val="21"/>
+        </w:rPr>
+      </w:pPr>
+      <w:r>
+        <w:rPr>
+          <w:rtl w:val="0"/>
+        </w:rPr>
+      </w:r>
+    </w:p>
+    <w:p>
+      <w:pPr>
+        <w:shd w:fill="121314" w:val="clear"/>
+        <w:spacing w:line="325.71428571428567" w:lineRule="auto"/>
+        <w:ind w:left="1080" w:hanging="360"/>
+        <w:jc w:val="both"/>
+        <w:rPr>
+          <w:rFonts w:ascii="Consolas" w:cs="Consolas" w:eastAsia="Consolas" w:hAnsi="Consolas"/>
+          <w:color w:val="bbbebf"/>
+          <w:sz w:val="21"/>
+          <w:szCs w:val="21"/>
+        </w:rPr>
+      </w:pPr>
+      <w:r>
+        <w:rPr>
+          <w:rFonts w:ascii="Consolas" w:cs="Consolas" w:eastAsia="Consolas" w:hAnsi="Consolas"/>
+          <w:color w:val="bbbebf"/>
+          <w:sz w:val="21"/>
+          <w:szCs w:val="21"/>
+          <w:rtl w:val="0"/>
+        </w:rPr>
+        <w:t xml:space="preserve">    </w:t>
+      </w:r>
+      <w:r>
+        <w:rPr>
+          <w:rFonts w:ascii="Consolas" w:cs="Consolas" w:eastAsia="Consolas" w:hAnsi="Consolas"/>
+          <w:color w:val="c586c0"/>
+          <w:sz w:val="21"/>
+          <w:szCs w:val="21"/>
+          <w:rtl w:val="0"/>
+        </w:rPr>
+        <w:t xml:space="preserve">return</w:t>
+      </w:r>
+      <w:r>
+        <w:rPr>
+          <w:rFonts w:ascii="Consolas" w:cs="Consolas" w:eastAsia="Consolas" w:hAnsi="Consolas"/>
+          <w:color w:val="bbbebf"/>
+          <w:sz w:val="21"/>
+          <w:szCs w:val="21"/>
+          <w:rtl w:val="0"/>
+        </w:rPr>
+        <w:t xml:space="preserve"> </w:t>
+      </w:r>
+      <w:r>
+        <w:rPr>
+          <w:rFonts w:ascii="Consolas" w:cs="Consolas" w:eastAsia="Consolas" w:hAnsi="Consolas"/>
+          <w:color w:val="b5cea8"/>
+          <w:sz w:val="21"/>
+          <w:szCs w:val="21"/>
+          <w:rtl w:val="0"/>
+        </w:rPr>
+        <w:t xml:space="preserve">0</w:t>
+      </w:r>
+      <w:r>
+        <w:rPr>
+          <w:rFonts w:ascii="Consolas" w:cs="Consolas" w:eastAsia="Consolas" w:hAnsi="Consolas"/>
+          <w:color w:val="bbbebf"/>
+          <w:sz w:val="21"/>
+          <w:szCs w:val="21"/>
+          <w:rtl w:val="0"/>
+        </w:rPr>
+        <w:t xml:space="preserve">;</w:t>
+      </w:r>
+    </w:p>
+    <w:p>
+      <w:pPr>
+        <w:shd w:fill="121314" w:val="clear"/>
+        <w:spacing w:line="325.71428571428567" w:lineRule="auto"/>
+        <w:ind w:left="1080" w:hanging="360"/>
+        <w:jc w:val="both"/>
+        <w:rPr>
+          <w:rFonts w:ascii="Consolas" w:cs="Consolas" w:eastAsia="Consolas" w:hAnsi="Consolas"/>
+          <w:color w:val="bbbebf"/>
+          <w:sz w:val="21"/>
+          <w:szCs w:val="21"/>
+        </w:rPr>
+      </w:pPr>
+      <w:r>
+        <w:rPr>
+          <w:rFonts w:ascii="Consolas" w:cs="Consolas" w:eastAsia="Consolas" w:hAnsi="Consolas"/>
+          <w:color w:val="bbbebf"/>
+          <w:sz w:val="21"/>
+          <w:szCs w:val="21"/>
+          <w:rtl w:val="0"/>
+        </w:rPr>
+        <w:t xml:space="preserve">}</w:t>
+      </w:r>
+    </w:p>
+    <w:p>
+      <w:pPr>
+        <w:shd w:fill="121314" w:val="clear"/>
+        <w:spacing w:line="325.71428571428567" w:lineRule="auto"/>
+        <w:ind w:left="1080" w:hanging="360"/>
+        <w:jc w:val="both"/>
+        <w:rPr>
+          <w:rFonts w:ascii="Consolas" w:cs="Consolas" w:eastAsia="Consolas" w:hAnsi="Consolas"/>
+          <w:color w:val="c586c0"/>
+          <w:sz w:val="21"/>
+          <w:szCs w:val="21"/>
+        </w:rPr>
+      </w:pPr>
+      <w:r>
+        <w:rPr>
+          <w:rtl w:val="0"/>
+        </w:rPr>
+      </w:r>
+    </w:p>
+    <w:p>
+      <w:pPr>
+        <w:shd w:fill="121314" w:val="clear"/>
+        <w:spacing w:line="325.71428571428567" w:lineRule="auto"/>
+        <w:ind w:left="720" w:firstLine="0"/>
         <w:jc w:val="both"/>
         <w:rPr>
           <w:rFonts w:ascii="Consolas" w:cs="Consolas" w:eastAsia="Consolas" w:hAnsi="Consolas"/>
@@ -37595,7 +38232,7 @@
           <wp:inline distB="114300" distT="114300" distL="114300" distR="114300">
             <wp:extent cx="5731200" cy="2933700"/>
             <wp:effectExtent b="0" l="0" r="0" t="0"/>
-            <wp:docPr id="18" name="image20.png"/>
+            <wp:docPr id="17" name="image20.png"/>
             <a:graphic>
               <a:graphicData uri="http://schemas.openxmlformats.org/drawingml/2006/picture">
                 <pic:pic>
@@ -37736,14 +38373,14 @@
         </w:rPr>
         <w:drawing>
           <wp:inline distB="114300" distT="114300" distL="114300" distR="114300">
-            <wp:extent cx="5731200" cy="3009900"/>
+            <wp:extent cx="5731200" cy="1778000"/>
             <wp:effectExtent b="0" l="0" r="0" t="0"/>
-            <wp:docPr id="7" name="image15.png"/>
+            <wp:docPr id="20" name="image6.png"/>
             <a:graphic>
               <a:graphicData uri="http://schemas.openxmlformats.org/drawingml/2006/picture">
                 <pic:pic>
                   <pic:nvPicPr>
-                    <pic:cNvPr id="0" name="image15.png"/>
+                    <pic:cNvPr id="0" name="image6.png"/>
                     <pic:cNvPicPr preferRelativeResize="0"/>
                   </pic:nvPicPr>
                   <pic:blipFill>
@@ -37756,7 +38393,7 @@
                   <pic:spPr>
                     <a:xfrm>
                       <a:off x="0" y="0"/>
-                      <a:ext cx="5731200" cy="3009900"/>
+                      <a:ext cx="5731200" cy="1778000"/>
                     </a:xfrm>
                     <a:prstGeom prst="rect"/>
                     <a:ln/>
@@ -37877,12 +38514,12 @@
           <wp:inline distB="114300" distT="114300" distL="114300" distR="114300">
             <wp:extent cx="5731200" cy="4457700"/>
             <wp:effectExtent b="0" l="0" r="0" t="0"/>
-            <wp:docPr id="14" name="image1.png"/>
+            <wp:docPr id="13" name="image9.png"/>
             <a:graphic>
               <a:graphicData uri="http://schemas.openxmlformats.org/drawingml/2006/picture">
                 <pic:pic>
                   <pic:nvPicPr>
-                    <pic:cNvPr id="0" name="image1.png"/>
+                    <pic:cNvPr id="0" name="image9.png"/>
                     <pic:cNvPicPr preferRelativeResize="0"/>
                   </pic:nvPicPr>
                   <pic:blipFill>
@@ -37964,12 +38601,12 @@
           <wp:inline distB="114300" distT="114300" distL="114300" distR="114300">
             <wp:extent cx="5731200" cy="2984500"/>
             <wp:effectExtent b="0" l="0" r="0" t="0"/>
-            <wp:docPr id="17" name="image17.png"/>
+            <wp:docPr id="16" name="image4.png"/>
             <a:graphic>
               <a:graphicData uri="http://schemas.openxmlformats.org/drawingml/2006/picture">
                 <pic:pic>
                   <pic:nvPicPr>
-                    <pic:cNvPr id="0" name="image17.png"/>
+                    <pic:cNvPr id="0" name="image4.png"/>
                     <pic:cNvPicPr preferRelativeResize="0"/>
                   </pic:nvPicPr>
                   <pic:blipFill>
@@ -38051,12 +38688,12 @@
           <wp:inline distB="114300" distT="114300" distL="114300" distR="114300">
             <wp:extent cx="5731200" cy="4737100"/>
             <wp:effectExtent b="0" l="0" r="0" t="0"/>
-            <wp:docPr id="20" name="image7.png"/>
+            <wp:docPr id="19" name="image14.png"/>
             <a:graphic>
               <a:graphicData uri="http://schemas.openxmlformats.org/drawingml/2006/picture">
                 <pic:pic>
                   <pic:nvPicPr>
-                    <pic:cNvPr id="0" name="image7.png"/>
+                    <pic:cNvPr id="0" name="image14.png"/>
                     <pic:cNvPicPr preferRelativeResize="0"/>
                   </pic:nvPicPr>
                   <pic:blipFill>
@@ -38183,12 +38820,12 @@
           <wp:inline distB="114300" distT="114300" distL="114300" distR="114300">
             <wp:extent cx="5731200" cy="215900"/>
             <wp:effectExtent b="0" l="0" r="0" t="0"/>
-            <wp:docPr id="19" name="image11.png"/>
+            <wp:docPr id="18" name="image15.png"/>
             <a:graphic>
               <a:graphicData uri="http://schemas.openxmlformats.org/drawingml/2006/picture">
                 <pic:pic>
                   <pic:nvPicPr>
-                    <pic:cNvPr id="0" name="image11.png"/>
+                    <pic:cNvPr id="0" name="image15.png"/>
                     <pic:cNvPicPr preferRelativeResize="0"/>
                   </pic:nvPicPr>
                   <pic:blipFill>
@@ -38331,12 +38968,12 @@
           <wp:inline distB="114300" distT="114300" distL="114300" distR="114300">
             <wp:extent cx="5731200" cy="165100"/>
             <wp:effectExtent b="0" l="0" r="0" t="0"/>
-            <wp:docPr id="5" name="image14.png"/>
+            <wp:docPr id="5" name="image5.png"/>
             <a:graphic>
               <a:graphicData uri="http://schemas.openxmlformats.org/drawingml/2006/picture">
                 <pic:pic>
                   <pic:nvPicPr>
-                    <pic:cNvPr id="0" name="image14.png"/>
+                    <pic:cNvPr id="0" name="image5.png"/>
                     <pic:cNvPicPr preferRelativeResize="0"/>
                   </pic:nvPicPr>
                   <pic:blipFill>
@@ -38455,12 +39092,12 @@
           <wp:inline distB="114300" distT="114300" distL="114300" distR="114300">
             <wp:extent cx="5731200" cy="165100"/>
             <wp:effectExtent b="0" l="0" r="0" t="0"/>
-            <wp:docPr id="8" name="image6.png"/>
+            <wp:docPr id="7" name="image13.png"/>
             <a:graphic>
               <a:graphicData uri="http://schemas.openxmlformats.org/drawingml/2006/picture">
                 <pic:pic>
                   <pic:nvPicPr>
-                    <pic:cNvPr id="0" name="image6.png"/>
+                    <pic:cNvPr id="0" name="image13.png"/>
                     <pic:cNvPicPr preferRelativeResize="0"/>
                   </pic:nvPicPr>
                   <pic:blipFill>
@@ -38629,12 +39266,12 @@
           <wp:inline distB="114300" distT="114300" distL="114300" distR="114300">
             <wp:extent cx="5731200" cy="2679700"/>
             <wp:effectExtent b="0" l="0" r="0" t="0"/>
-            <wp:docPr id="3" name="image9.png"/>
+            <wp:docPr id="3" name="image1.png"/>
             <a:graphic>
               <a:graphicData uri="http://schemas.openxmlformats.org/drawingml/2006/picture">
                 <pic:pic>
                   <pic:nvPicPr>
-                    <pic:cNvPr id="0" name="image9.png"/>
+                    <pic:cNvPr id="0" name="image1.png"/>
                     <pic:cNvPicPr preferRelativeResize="0"/>
                   </pic:nvPicPr>
                   <pic:blipFill>
@@ -38723,12 +39360,12 @@
           <wp:inline distB="114300" distT="114300" distL="114300" distR="114300">
             <wp:extent cx="5731200" cy="2705100"/>
             <wp:effectExtent b="0" l="0" r="0" t="0"/>
-            <wp:docPr id="2" name="image12.png"/>
+            <wp:docPr id="2" name="image18.png"/>
             <a:graphic>
               <a:graphicData uri="http://schemas.openxmlformats.org/drawingml/2006/picture">
                 <pic:pic>
                   <pic:nvPicPr>
-                    <pic:cNvPr id="0" name="image12.png"/>
+                    <pic:cNvPr id="0" name="image18.png"/>
                     <pic:cNvPicPr preferRelativeResize="0"/>
                   </pic:nvPicPr>
                   <pic:blipFill>
